--- a/technical_protection_of_information/практики/1/2026/Документы/29. Приложение 6 к заявлению — Сведения об оборудовании.docx
+++ b/technical_protection_of_information/практики/1/2026/Документы/29. Приложение 6 к заявлению — Сведения об оборудовании.docx
@@ -122,7 +122,7 @@
           <w:rFonts w:ascii="Times New Roman" w:hAnsi="Times New Roman"/>
           <w:sz w:val="24"/>
         </w:rPr>
-        <w:t>Общество с ограниченной ответственностью «ТехноЩит» (ООО «ТехноЩит»)</w:t>
+        <w:t>ООО «ТехноЩит»</w:t>
       </w:r>
     </w:p>
     <w:p>
@@ -718,6 +718,7 @@
         <w:trPr>
           <w:cantSplit/>
           <w:trHeight w:val="482"/>
+          <w:cantSplit/>
         </w:trPr>
         <w:tc>
           <w:tcPr>
@@ -725,8 +726,7 @@
           </w:tcPr>
           <w:p>
             <w:pPr>
-              <w:keepLines/>
-              <w:widowControl/>
+              <w:spacing w:after="0" w:line="240" w:lineRule="auto"/>
               <w:jc w:val="center"/>
               <w:rPr>
                 <w:sz w:val="22"/>
@@ -748,19 +748,19 @@
           </w:tcPr>
           <w:p>
             <w:pPr>
-              <w:keepLines/>
-              <w:widowControl/>
-              <w:jc w:val="center"/>
-              <w:rPr>
-                <w:sz w:val="22"/>
-                <w:szCs w:val="22"/>
-              </w:rPr>
-            </w:pPr>
-            <w:r>
-              <w:rPr>
-                <w:rFonts w:ascii="Times New Roman" w:hAnsi="Times New Roman"/>
-                <w:sz w:val="22"/>
-              </w:rPr>
+              <w:spacing w:after="0" w:line="240" w:lineRule="auto"/>
+              <w:jc w:val="center"/>
+              <w:rPr>
+                <w:sz w:val="22"/>
+                <w:szCs w:val="22"/>
+              </w:rPr>
+            </w:pPr>
+            <w:r>
+              <w:rPr>
+                <w:rFonts w:ascii="Times New Roman" w:hAnsi="Times New Roman"/>
+                <w:sz w:val="22"/>
+              </w:rPr>
+              <w:t>1</w:t>
             </w:r>
           </w:p>
         </w:tc>
@@ -770,19 +770,18 @@
           </w:tcPr>
           <w:p>
             <w:pPr>
-              <w:keepLines/>
-              <w:widowControl/>
-              <w:rPr>
-                <w:sz w:val="22"/>
-                <w:szCs w:val="22"/>
-              </w:rPr>
-            </w:pPr>
-            <w:r>
-              <w:rPr>
-                <w:rFonts w:ascii="Times New Roman" w:hAnsi="Times New Roman"/>
-                <w:sz w:val="22"/>
-              </w:rPr>
-              <w:t>Анализатор спектра АКИП-4210</w:t>
+              <w:spacing w:after="0" w:line="240" w:lineRule="auto"/>
+              <w:rPr>
+                <w:sz w:val="22"/>
+                <w:szCs w:val="22"/>
+              </w:rPr>
+            </w:pPr>
+            <w:r>
+              <w:rPr>
+                <w:rFonts w:ascii="Times New Roman" w:hAnsi="Times New Roman"/>
+                <w:sz w:val="22"/>
+              </w:rPr>
+              <w:t>Генератор низкочастотных сигналов (при необходимости с усилителем)</w:t>
             </w:r>
           </w:p>
         </w:tc>
@@ -792,18 +791,18 @@
           </w:tcPr>
           <w:p>
             <w:pPr>
-              <w:keepLines/>
-              <w:widowControl/>
-              <w:rPr>
-                <w:sz w:val="22"/>
-                <w:szCs w:val="22"/>
-              </w:rPr>
-            </w:pPr>
-            <w:r>
-              <w:rPr>
-                <w:rFonts w:ascii="Times New Roman" w:hAnsi="Times New Roman"/>
-                <w:sz w:val="22"/>
-              </w:rPr>
+              <w:spacing w:after="0" w:line="240" w:lineRule="auto"/>
+              <w:rPr>
+                <w:sz w:val="22"/>
+                <w:szCs w:val="22"/>
+              </w:rPr>
+            </w:pPr>
+            <w:r>
+              <w:rPr>
+                <w:rFonts w:ascii="Times New Roman" w:hAnsi="Times New Roman"/>
+                <w:sz w:val="22"/>
+              </w:rPr>
+              <w:t>KI-01, модуль 1</w:t>
             </w:r>
           </w:p>
         </w:tc>
@@ -813,19 +812,19 @@
           </w:tcPr>
           <w:p>
             <w:pPr>
-              <w:keepLines/>
-              <w:widowControl/>
-              <w:jc w:val="center"/>
-              <w:rPr>
-                <w:sz w:val="22"/>
-                <w:szCs w:val="22"/>
-              </w:rPr>
-            </w:pPr>
-            <w:r>
-              <w:rPr>
-                <w:rFonts w:ascii="Times New Roman" w:hAnsi="Times New Roman"/>
-                <w:sz w:val="22"/>
-              </w:rPr>
+              <w:spacing w:after="0" w:line="240" w:lineRule="auto"/>
+              <w:jc w:val="center"/>
+              <w:rPr>
+                <w:sz w:val="22"/>
+                <w:szCs w:val="22"/>
+              </w:rPr>
+            </w:pPr>
+            <w:r>
+              <w:rPr>
+                <w:rFonts w:ascii="Times New Roman" w:hAnsi="Times New Roman"/>
+                <w:sz w:val="22"/>
+              </w:rPr>
+              <w:t>Учётный KI-01.1</w:t>
             </w:r>
           </w:p>
         </w:tc>
@@ -834,19 +833,12 @@
             <w:tcW w:w="1701" w:type="dxa"/>
           </w:tcPr>
           <w:p>
-            <w:pPr>
-              <w:keepLines/>
-              <w:widowControl/>
-              <w:rPr>
-                <w:sz w:val="22"/>
-                <w:szCs w:val="22"/>
-              </w:rPr>
-            </w:pPr>
-            <w:r>
-              <w:rPr>
-                <w:rFonts w:ascii="Times New Roman" w:hAnsi="Times New Roman"/>
-                <w:sz w:val="22"/>
-              </w:rPr>
+            <w:r>
+              <w:rPr>
+                <w:rFonts w:ascii="Times New Roman" w:hAnsi="Times New Roman"/>
+                <w:sz w:val="22"/>
+              </w:rPr>
+              <w:t>175–5600 Гц; мощность не менее 25 дБм; полная спецификация — МТБ-01</w:t>
             </w:r>
           </w:p>
         </w:tc>
@@ -856,19 +848,19 @@
           </w:tcPr>
           <w:p>
             <w:pPr>
-              <w:keepLines/>
-              <w:widowControl/>
-              <w:jc w:val="center"/>
-              <w:rPr>
-                <w:sz w:val="22"/>
-                <w:szCs w:val="22"/>
-              </w:rPr>
-            </w:pPr>
-            <w:r>
-              <w:rPr>
-                <w:rFonts w:ascii="Times New Roman" w:hAnsi="Times New Roman"/>
-                <w:sz w:val="22"/>
-              </w:rPr>
+              <w:spacing w:after="0" w:line="240" w:lineRule="auto"/>
+              <w:jc w:val="center"/>
+              <w:rPr>
+                <w:sz w:val="22"/>
+                <w:szCs w:val="22"/>
+              </w:rPr>
+            </w:pPr>
+            <w:r>
+              <w:rPr>
+                <w:rFonts w:ascii="Times New Roman" w:hAnsi="Times New Roman"/>
+                <w:sz w:val="22"/>
+              </w:rPr>
+              <w:t>2026</w:t>
             </w:r>
           </w:p>
         </w:tc>
@@ -878,19 +870,18 @@
           </w:tcPr>
           <w:p>
             <w:pPr>
-              <w:keepLines/>
-              <w:widowControl/>
-              <w:rPr>
-                <w:sz w:val="22"/>
-                <w:szCs w:val="22"/>
-              </w:rPr>
-            </w:pPr>
-            <w:r>
-              <w:rPr>
-                <w:rFonts w:ascii="Times New Roman" w:hAnsi="Times New Roman"/>
-                <w:sz w:val="22"/>
-              </w:rPr>
-              <w:t>Договор купли-продажи № 12/08 от 25.08.2026; акт приема-передачи от 28.08.2026 (указан в договоре)</w:t>
+              <w:spacing w:after="0" w:line="240" w:lineRule="auto"/>
+              <w:rPr>
+                <w:sz w:val="22"/>
+                <w:szCs w:val="22"/>
+              </w:rPr>
+            </w:pPr>
+            <w:r>
+              <w:rPr>
+                <w:rFonts w:ascii="Times New Roman" w:hAnsi="Times New Roman"/>
+                <w:sz w:val="22"/>
+              </w:rPr>
+              <w:t>Договор № 12/08 от 25.08.2026; спецификация МТБ-01; акт АП-01 от 28.08.2026</w:t>
             </w:r>
           </w:p>
         </w:tc>
@@ -900,20 +891,19 @@
           </w:tcPr>
           <w:p>
             <w:pPr>
-              <w:keepLines/>
-              <w:widowControl/>
-              <w:jc w:val="center"/>
-              <w:rPr>
-                <w:sz w:val="22"/>
-                <w:szCs w:val="22"/>
-              </w:rPr>
-            </w:pPr>
-            <w:r>
-              <w:rPr>
-                <w:rFonts w:ascii="Times New Roman" w:hAnsi="Times New Roman"/>
-                <w:sz w:val="22"/>
-              </w:rPr>
-              <w:t>Свидетельство о поверке № 61-П-2026-0811 от 11.08.2026</w:t>
+              <w:spacing w:after="0" w:line="240" w:lineRule="auto"/>
+              <w:jc w:val="center"/>
+              <w:rPr>
+                <w:sz w:val="22"/>
+                <w:szCs w:val="22"/>
+              </w:rPr>
+            </w:pPr>
+            <w:r>
+              <w:rPr>
+                <w:rFonts w:ascii="Times New Roman" w:hAnsi="Times New Roman"/>
+                <w:sz w:val="22"/>
+              </w:rPr>
+              <w:t>Поверка до использования; внешний номер не присваивался</w:t>
             </w:r>
           </w:p>
         </w:tc>
@@ -928,6 +918,7 @@
         <w:trPr>
           <w:cantSplit/>
           <w:trHeight w:val="482"/>
+          <w:cantSplit/>
         </w:trPr>
         <w:tc>
           <w:tcPr>
@@ -935,8 +926,7 @@
           </w:tcPr>
           <w:p>
             <w:pPr>
-              <w:keepLines/>
-              <w:widowControl/>
+              <w:spacing w:after="0" w:line="240" w:lineRule="auto"/>
               <w:jc w:val="center"/>
               <w:rPr>
                 <w:sz w:val="22"/>
@@ -958,19 +948,19 @@
           </w:tcPr>
           <w:p>
             <w:pPr>
-              <w:keepLines/>
-              <w:widowControl/>
-              <w:jc w:val="center"/>
-              <w:rPr>
-                <w:sz w:val="22"/>
-                <w:szCs w:val="22"/>
-              </w:rPr>
-            </w:pPr>
-            <w:r>
-              <w:rPr>
-                <w:rFonts w:ascii="Times New Roman" w:hAnsi="Times New Roman"/>
-                <w:sz w:val="22"/>
-              </w:rPr>
+              <w:spacing w:after="0" w:line="240" w:lineRule="auto"/>
+              <w:jc w:val="center"/>
+              <w:rPr>
+                <w:sz w:val="22"/>
+                <w:szCs w:val="22"/>
+              </w:rPr>
+            </w:pPr>
+            <w:r>
+              <w:rPr>
+                <w:rFonts w:ascii="Times New Roman" w:hAnsi="Times New Roman"/>
+                <w:sz w:val="22"/>
+              </w:rPr>
+              <w:t>2</w:t>
             </w:r>
           </w:p>
         </w:tc>
@@ -980,19 +970,18 @@
           </w:tcPr>
           <w:p>
             <w:pPr>
-              <w:keepLines/>
-              <w:widowControl/>
-              <w:rPr>
-                <w:sz w:val="22"/>
-                <w:szCs w:val="22"/>
-              </w:rPr>
-            </w:pPr>
-            <w:r>
-              <w:rPr>
-                <w:rFonts w:ascii="Times New Roman" w:hAnsi="Times New Roman"/>
-                <w:sz w:val="22"/>
-              </w:rPr>
-              <w:t>Осциллограф цифровой АКИП-4125</w:t>
+              <w:spacing w:after="0" w:line="240" w:lineRule="auto"/>
+              <w:rPr>
+                <w:sz w:val="22"/>
+                <w:szCs w:val="22"/>
+              </w:rPr>
+            </w:pPr>
+            <w:r>
+              <w:rPr>
+                <w:rFonts w:ascii="Times New Roman" w:hAnsi="Times New Roman"/>
+                <w:sz w:val="22"/>
+              </w:rPr>
+              <w:t>Акустические излучатели</w:t>
             </w:r>
           </w:p>
         </w:tc>
@@ -1002,18 +991,18 @@
           </w:tcPr>
           <w:p>
             <w:pPr>
-              <w:keepLines/>
-              <w:widowControl/>
-              <w:rPr>
-                <w:sz w:val="22"/>
-                <w:szCs w:val="22"/>
-              </w:rPr>
-            </w:pPr>
-            <w:r>
-              <w:rPr>
-                <w:rFonts w:ascii="Times New Roman" w:hAnsi="Times New Roman"/>
-                <w:sz w:val="22"/>
-              </w:rPr>
+              <w:spacing w:after="0" w:line="240" w:lineRule="auto"/>
+              <w:rPr>
+                <w:sz w:val="22"/>
+                <w:szCs w:val="22"/>
+              </w:rPr>
+            </w:pPr>
+            <w:r>
+              <w:rPr>
+                <w:rFonts w:ascii="Times New Roman" w:hAnsi="Times New Roman"/>
+                <w:sz w:val="22"/>
+              </w:rPr>
+              <w:t>KI-01, модуль 2</w:t>
             </w:r>
           </w:p>
         </w:tc>
@@ -1023,19 +1012,19 @@
           </w:tcPr>
           <w:p>
             <w:pPr>
-              <w:keepLines/>
-              <w:widowControl/>
-              <w:jc w:val="center"/>
-              <w:rPr>
-                <w:sz w:val="22"/>
-                <w:szCs w:val="22"/>
-              </w:rPr>
-            </w:pPr>
-            <w:r>
-              <w:rPr>
-                <w:rFonts w:ascii="Times New Roman" w:hAnsi="Times New Roman"/>
-                <w:sz w:val="22"/>
-              </w:rPr>
+              <w:spacing w:after="0" w:line="240" w:lineRule="auto"/>
+              <w:jc w:val="center"/>
+              <w:rPr>
+                <w:sz w:val="22"/>
+                <w:szCs w:val="22"/>
+              </w:rPr>
+            </w:pPr>
+            <w:r>
+              <w:rPr>
+                <w:rFonts w:ascii="Times New Roman" w:hAnsi="Times New Roman"/>
+                <w:sz w:val="22"/>
+              </w:rPr>
+              <w:t>Учётный KI-01.2</w:t>
             </w:r>
           </w:p>
         </w:tc>
@@ -1044,19 +1033,12 @@
             <w:tcW w:w="1701" w:type="dxa"/>
           </w:tcPr>
           <w:p>
-            <w:pPr>
-              <w:keepLines/>
-              <w:widowControl/>
-              <w:rPr>
-                <w:sz w:val="22"/>
-                <w:szCs w:val="22"/>
-              </w:rPr>
-            </w:pPr>
-            <w:r>
-              <w:rPr>
-                <w:rFonts w:ascii="Times New Roman" w:hAnsi="Times New Roman"/>
-                <w:sz w:val="22"/>
-              </w:rPr>
+            <w:r>
+              <w:rPr>
+                <w:rFonts w:ascii="Times New Roman" w:hAnsi="Times New Roman"/>
+                <w:sz w:val="22"/>
+              </w:rPr>
+              <w:t>175–5600 Гц; не менее 95 дБ на 1 м; АЧХ ±6 дБ; нестабильность ±2 дБ; полная спецификация — МТБ-01</w:t>
             </w:r>
           </w:p>
         </w:tc>
@@ -1066,19 +1048,19 @@
           </w:tcPr>
           <w:p>
             <w:pPr>
-              <w:keepLines/>
-              <w:widowControl/>
-              <w:jc w:val="center"/>
-              <w:rPr>
-                <w:sz w:val="22"/>
-                <w:szCs w:val="22"/>
-              </w:rPr>
-            </w:pPr>
-            <w:r>
-              <w:rPr>
-                <w:rFonts w:ascii="Times New Roman" w:hAnsi="Times New Roman"/>
-                <w:sz w:val="22"/>
-              </w:rPr>
+              <w:spacing w:after="0" w:line="240" w:lineRule="auto"/>
+              <w:jc w:val="center"/>
+              <w:rPr>
+                <w:sz w:val="22"/>
+                <w:szCs w:val="22"/>
+              </w:rPr>
+            </w:pPr>
+            <w:r>
+              <w:rPr>
+                <w:rFonts w:ascii="Times New Roman" w:hAnsi="Times New Roman"/>
+                <w:sz w:val="22"/>
+              </w:rPr>
+              <w:t>2026</w:t>
             </w:r>
           </w:p>
         </w:tc>
@@ -1088,19 +1070,18 @@
           </w:tcPr>
           <w:p>
             <w:pPr>
-              <w:keepLines/>
-              <w:widowControl/>
-              <w:rPr>
-                <w:sz w:val="22"/>
-                <w:szCs w:val="22"/>
-              </w:rPr>
-            </w:pPr>
-            <w:r>
-              <w:rPr>
-                <w:rFonts w:ascii="Times New Roman" w:hAnsi="Times New Roman"/>
-                <w:sz w:val="22"/>
-              </w:rPr>
-              <w:t>Договор купли-продажи № 12/08 от 25.08.2026; акт приема-передачи от 28.08.2026 (указан в договоре)</w:t>
+              <w:spacing w:after="0" w:line="240" w:lineRule="auto"/>
+              <w:rPr>
+                <w:sz w:val="22"/>
+                <w:szCs w:val="22"/>
+              </w:rPr>
+            </w:pPr>
+            <w:r>
+              <w:rPr>
+                <w:rFonts w:ascii="Times New Roman" w:hAnsi="Times New Roman"/>
+                <w:sz w:val="22"/>
+              </w:rPr>
+              <w:t>Договор № 12/08 от 25.08.2026; спецификация МТБ-01; акт АП-01 от 28.08.2026</w:t>
             </w:r>
           </w:p>
         </w:tc>
@@ -1110,20 +1091,819 @@
           </w:tcPr>
           <w:p>
             <w:pPr>
-              <w:keepLines/>
-              <w:widowControl/>
-              <w:jc w:val="center"/>
-              <w:rPr>
-                <w:sz w:val="22"/>
-                <w:szCs w:val="22"/>
-              </w:rPr>
-            </w:pPr>
-            <w:r>
-              <w:rPr>
-                <w:rFonts w:ascii="Times New Roman" w:hAnsi="Times New Roman"/>
-                <w:sz w:val="22"/>
-              </w:rPr>
-              <w:t>Свидетельство о поверке № 61-П-2026-0812 от 11.08.2026</w:t>
+              <w:spacing w:after="0" w:line="240" w:lineRule="auto"/>
+              <w:jc w:val="center"/>
+              <w:rPr>
+                <w:sz w:val="22"/>
+                <w:szCs w:val="22"/>
+              </w:rPr>
+            </w:pPr>
+            <w:r>
+              <w:rPr>
+                <w:rFonts w:ascii="Times New Roman" w:hAnsi="Times New Roman"/>
+                <w:sz w:val="22"/>
+              </w:rPr>
+              <w:t>Поверка до использования; внешний номер не присваивался</w:t>
+            </w:r>
+          </w:p>
+        </w:tc>
+      </w:tr>
+      <w:tr>
+        <w:tblPrEx>
+          <w:tblCellMar>
+            <w:top w:w="0" w:type="dxa"/>
+            <w:bottom w:w="0" w:type="dxa"/>
+          </w:tblCellMar>
+        </w:tblPrEx>
+        <w:trPr>
+          <w:cantSplit/>
+          <w:trHeight w:val="482"/>
+          <w:cantSplit/>
+        </w:trPr>
+        <w:tc>
+          <w:tcPr>
+            <w:tcW w:w="567" w:type="dxa"/>
+          </w:tcPr>
+          <w:p>
+            <w:pPr>
+              <w:spacing w:after="0" w:line="240" w:lineRule="auto"/>
+              <w:jc w:val="center"/>
+              <w:rPr>
+                <w:sz w:val="22"/>
+                <w:szCs w:val="22"/>
+              </w:rPr>
+            </w:pPr>
+            <w:r>
+              <w:rPr>
+                <w:rFonts w:ascii="Times New Roman" w:hAnsi="Times New Roman"/>
+                <w:sz w:val="22"/>
+              </w:rPr>
+              <w:t>3</w:t>
+            </w:r>
+          </w:p>
+        </w:tc>
+        <w:tc>
+          <w:tcPr>
+            <w:tcW w:w="1134" w:type="dxa"/>
+          </w:tcPr>
+          <w:p>
+            <w:pPr>
+              <w:spacing w:after="0" w:line="240" w:lineRule="auto"/>
+              <w:jc w:val="center"/>
+              <w:rPr>
+                <w:sz w:val="22"/>
+                <w:szCs w:val="22"/>
+              </w:rPr>
+            </w:pPr>
+            <w:r>
+              <w:rPr>
+                <w:rFonts w:ascii="Times New Roman" w:hAnsi="Times New Roman"/>
+                <w:sz w:val="22"/>
+              </w:rPr>
+              <w:t>3</w:t>
+            </w:r>
+          </w:p>
+        </w:tc>
+        <w:tc>
+          <w:tcPr>
+            <w:tcW w:w="2155" w:type="dxa"/>
+          </w:tcPr>
+          <w:p>
+            <w:pPr>
+              <w:spacing w:after="0" w:line="240" w:lineRule="auto"/>
+              <w:rPr>
+                <w:sz w:val="22"/>
+                <w:szCs w:val="22"/>
+              </w:rPr>
+            </w:pPr>
+            <w:r>
+              <w:rPr>
+                <w:rFonts w:ascii="Times New Roman" w:hAnsi="Times New Roman"/>
+                <w:sz w:val="22"/>
+              </w:rPr>
+              <w:t>Шумомеры</w:t>
+            </w:r>
+          </w:p>
+        </w:tc>
+        <w:tc>
+          <w:tcPr>
+            <w:tcW w:w="1701" w:type="dxa"/>
+          </w:tcPr>
+          <w:p>
+            <w:pPr>
+              <w:spacing w:after="0" w:line="240" w:lineRule="auto"/>
+              <w:rPr>
+                <w:sz w:val="22"/>
+                <w:szCs w:val="22"/>
+              </w:rPr>
+            </w:pPr>
+            <w:r>
+              <w:rPr>
+                <w:rFonts w:ascii="Times New Roman" w:hAnsi="Times New Roman"/>
+                <w:sz w:val="22"/>
+              </w:rPr>
+              <w:t>KI-01, модуль 3</w:t>
+            </w:r>
+          </w:p>
+        </w:tc>
+        <w:tc>
+          <w:tcPr>
+            <w:tcW w:w="1531" w:type="dxa"/>
+          </w:tcPr>
+          <w:p>
+            <w:pPr>
+              <w:spacing w:after="0" w:line="240" w:lineRule="auto"/>
+              <w:jc w:val="center"/>
+              <w:rPr>
+                <w:sz w:val="22"/>
+                <w:szCs w:val="22"/>
+              </w:rPr>
+            </w:pPr>
+            <w:r>
+              <w:rPr>
+                <w:rFonts w:ascii="Times New Roman" w:hAnsi="Times New Roman"/>
+                <w:sz w:val="22"/>
+              </w:rPr>
+              <w:t>Учётный KI-01.3</w:t>
+            </w:r>
+          </w:p>
+        </w:tc>
+        <w:tc>
+          <w:tcPr>
+            <w:tcW w:w="1701" w:type="dxa"/>
+          </w:tcPr>
+          <w:p>
+            <w:r>
+              <w:rPr>
+                <w:rFonts w:ascii="Times New Roman" w:hAnsi="Times New Roman"/>
+                <w:sz w:val="22"/>
+              </w:rPr>
+              <w:t>175–5600 Гц; 25–120 дБ; погрешность не более 2 дБ; полная спецификация — МТБ-01</w:t>
+            </w:r>
+          </w:p>
+        </w:tc>
+        <w:tc>
+          <w:tcPr>
+            <w:tcW w:w="1021" w:type="dxa"/>
+          </w:tcPr>
+          <w:p>
+            <w:pPr>
+              <w:spacing w:after="0" w:line="240" w:lineRule="auto"/>
+              <w:jc w:val="center"/>
+              <w:rPr>
+                <w:sz w:val="22"/>
+                <w:szCs w:val="22"/>
+              </w:rPr>
+            </w:pPr>
+            <w:r>
+              <w:rPr>
+                <w:rFonts w:ascii="Times New Roman" w:hAnsi="Times New Roman"/>
+                <w:sz w:val="22"/>
+              </w:rPr>
+              <w:t>2026</w:t>
+            </w:r>
+          </w:p>
+        </w:tc>
+        <w:tc>
+          <w:tcPr>
+            <w:tcW w:w="2552" w:type="dxa"/>
+          </w:tcPr>
+          <w:p>
+            <w:pPr>
+              <w:spacing w:after="0" w:line="240" w:lineRule="auto"/>
+              <w:rPr>
+                <w:sz w:val="22"/>
+                <w:szCs w:val="22"/>
+              </w:rPr>
+            </w:pPr>
+            <w:r>
+              <w:rPr>
+                <w:rFonts w:ascii="Times New Roman" w:hAnsi="Times New Roman"/>
+                <w:sz w:val="22"/>
+              </w:rPr>
+              <w:t>Договор № 12/08 от 25.08.2026; спецификация МТБ-01; акт АП-01 от 28.08.2026</w:t>
+            </w:r>
+          </w:p>
+        </w:tc>
+        <w:tc>
+          <w:tcPr>
+            <w:tcW w:w="2835" w:type="dxa"/>
+          </w:tcPr>
+          <w:p>
+            <w:pPr>
+              <w:spacing w:after="0" w:line="240" w:lineRule="auto"/>
+              <w:jc w:val="center"/>
+              <w:rPr>
+                <w:sz w:val="22"/>
+                <w:szCs w:val="22"/>
+              </w:rPr>
+            </w:pPr>
+            <w:r>
+              <w:rPr>
+                <w:rFonts w:ascii="Times New Roman" w:hAnsi="Times New Roman"/>
+                <w:sz w:val="22"/>
+              </w:rPr>
+              <w:t>Поверка до использования; внешний номер не присваивался</w:t>
+            </w:r>
+          </w:p>
+        </w:tc>
+      </w:tr>
+      <w:tr>
+        <w:tblPrEx>
+          <w:tblCellMar>
+            <w:top w:w="0" w:type="dxa"/>
+            <w:bottom w:w="0" w:type="dxa"/>
+          </w:tblCellMar>
+        </w:tblPrEx>
+        <w:trPr>
+          <w:cantSplit/>
+          <w:trHeight w:val="482"/>
+          <w:cantSplit/>
+        </w:trPr>
+        <w:tc>
+          <w:tcPr>
+            <w:tcW w:w="567" w:type="dxa"/>
+          </w:tcPr>
+          <w:p>
+            <w:pPr>
+              <w:spacing w:after="0" w:line="240" w:lineRule="auto"/>
+              <w:jc w:val="center"/>
+              <w:rPr>
+                <w:sz w:val="22"/>
+                <w:szCs w:val="22"/>
+              </w:rPr>
+            </w:pPr>
+            <w:r>
+              <w:rPr>
+                <w:rFonts w:ascii="Times New Roman" w:hAnsi="Times New Roman"/>
+                <w:sz w:val="22"/>
+              </w:rPr>
+              <w:t>4</w:t>
+            </w:r>
+          </w:p>
+        </w:tc>
+        <w:tc>
+          <w:tcPr>
+            <w:tcW w:w="1134" w:type="dxa"/>
+          </w:tcPr>
+          <w:p>
+            <w:pPr>
+              <w:spacing w:after="0" w:line="240" w:lineRule="auto"/>
+              <w:jc w:val="center"/>
+              <w:rPr>
+                <w:sz w:val="22"/>
+                <w:szCs w:val="22"/>
+              </w:rPr>
+            </w:pPr>
+            <w:r>
+              <w:rPr>
+                <w:rFonts w:ascii="Times New Roman" w:hAnsi="Times New Roman"/>
+                <w:sz w:val="22"/>
+              </w:rPr>
+              <w:t>4</w:t>
+            </w:r>
+          </w:p>
+        </w:tc>
+        <w:tc>
+          <w:tcPr>
+            <w:tcW w:w="2155" w:type="dxa"/>
+          </w:tcPr>
+          <w:p>
+            <w:pPr>
+              <w:spacing w:after="0" w:line="240" w:lineRule="auto"/>
+              <w:rPr>
+                <w:sz w:val="22"/>
+                <w:szCs w:val="22"/>
+              </w:rPr>
+            </w:pPr>
+            <w:r>
+              <w:rPr>
+                <w:rFonts w:ascii="Times New Roman" w:hAnsi="Times New Roman"/>
+                <w:sz w:val="22"/>
+              </w:rPr>
+              <w:t>Селективные микровольтметры</w:t>
+            </w:r>
+          </w:p>
+        </w:tc>
+        <w:tc>
+          <w:tcPr>
+            <w:tcW w:w="1701" w:type="dxa"/>
+          </w:tcPr>
+          <w:p>
+            <w:pPr>
+              <w:spacing w:after="0" w:line="240" w:lineRule="auto"/>
+              <w:rPr>
+                <w:sz w:val="22"/>
+                <w:szCs w:val="22"/>
+              </w:rPr>
+            </w:pPr>
+            <w:r>
+              <w:rPr>
+                <w:rFonts w:ascii="Times New Roman" w:hAnsi="Times New Roman"/>
+                <w:sz w:val="22"/>
+              </w:rPr>
+              <w:t>KI-01, модуль 4</w:t>
+            </w:r>
+          </w:p>
+        </w:tc>
+        <w:tc>
+          <w:tcPr>
+            <w:tcW w:w="1531" w:type="dxa"/>
+          </w:tcPr>
+          <w:p>
+            <w:pPr>
+              <w:spacing w:after="0" w:line="240" w:lineRule="auto"/>
+              <w:jc w:val="center"/>
+              <w:rPr>
+                <w:sz w:val="22"/>
+                <w:szCs w:val="22"/>
+              </w:rPr>
+            </w:pPr>
+            <w:r>
+              <w:rPr>
+                <w:rFonts w:ascii="Times New Roman" w:hAnsi="Times New Roman"/>
+                <w:sz w:val="22"/>
+              </w:rPr>
+              <w:t>Учётный KI-01.4</w:t>
+            </w:r>
+          </w:p>
+        </w:tc>
+        <w:tc>
+          <w:tcPr>
+            <w:tcW w:w="1701" w:type="dxa"/>
+          </w:tcPr>
+          <w:p>
+            <w:r>
+              <w:rPr>
+                <w:rFonts w:ascii="Times New Roman" w:hAnsi="Times New Roman"/>
+                <w:sz w:val="22"/>
+              </w:rPr>
+              <w:t>175–5600 Гц; погрешность не более 20%; полная спецификация — МТБ-01</w:t>
+            </w:r>
+          </w:p>
+        </w:tc>
+        <w:tc>
+          <w:tcPr>
+            <w:tcW w:w="1021" w:type="dxa"/>
+          </w:tcPr>
+          <w:p>
+            <w:pPr>
+              <w:spacing w:after="0" w:line="240" w:lineRule="auto"/>
+              <w:jc w:val="center"/>
+              <w:rPr>
+                <w:sz w:val="22"/>
+                <w:szCs w:val="22"/>
+              </w:rPr>
+            </w:pPr>
+            <w:r>
+              <w:rPr>
+                <w:rFonts w:ascii="Times New Roman" w:hAnsi="Times New Roman"/>
+                <w:sz w:val="22"/>
+              </w:rPr>
+              <w:t>2026</w:t>
+            </w:r>
+          </w:p>
+        </w:tc>
+        <w:tc>
+          <w:tcPr>
+            <w:tcW w:w="2552" w:type="dxa"/>
+          </w:tcPr>
+          <w:p>
+            <w:pPr>
+              <w:spacing w:after="0" w:line="240" w:lineRule="auto"/>
+              <w:rPr>
+                <w:sz w:val="22"/>
+                <w:szCs w:val="22"/>
+              </w:rPr>
+            </w:pPr>
+            <w:r>
+              <w:rPr>
+                <w:rFonts w:ascii="Times New Roman" w:hAnsi="Times New Roman"/>
+                <w:sz w:val="22"/>
+              </w:rPr>
+              <w:t>Договор № 12/08 от 25.08.2026; спецификация МТБ-01; акт АП-01 от 28.08.2026</w:t>
+            </w:r>
+          </w:p>
+        </w:tc>
+        <w:tc>
+          <w:tcPr>
+            <w:tcW w:w="2835" w:type="dxa"/>
+          </w:tcPr>
+          <w:p>
+            <w:pPr>
+              <w:spacing w:after="0" w:line="240" w:lineRule="auto"/>
+              <w:jc w:val="center"/>
+              <w:rPr>
+                <w:sz w:val="22"/>
+                <w:szCs w:val="22"/>
+              </w:rPr>
+            </w:pPr>
+            <w:r>
+              <w:rPr>
+                <w:rFonts w:ascii="Times New Roman" w:hAnsi="Times New Roman"/>
+                <w:sz w:val="22"/>
+              </w:rPr>
+              <w:t>Поверка до использования; внешний номер не присваивался</w:t>
+            </w:r>
+          </w:p>
+        </w:tc>
+      </w:tr>
+      <w:tr>
+        <w:tblPrEx>
+          <w:tblCellMar>
+            <w:top w:w="0" w:type="dxa"/>
+            <w:bottom w:w="0" w:type="dxa"/>
+          </w:tblCellMar>
+        </w:tblPrEx>
+        <w:trPr>
+          <w:cantSplit/>
+          <w:trHeight w:val="482"/>
+          <w:cantSplit/>
+        </w:trPr>
+        <w:tc>
+          <w:tcPr>
+            <w:tcW w:w="567" w:type="dxa"/>
+          </w:tcPr>
+          <w:p>
+            <w:pPr>
+              <w:spacing w:after="0" w:line="240" w:lineRule="auto"/>
+              <w:jc w:val="center"/>
+              <w:rPr>
+                <w:sz w:val="22"/>
+                <w:szCs w:val="22"/>
+              </w:rPr>
+            </w:pPr>
+            <w:r>
+              <w:rPr>
+                <w:rFonts w:ascii="Times New Roman" w:hAnsi="Times New Roman"/>
+                <w:sz w:val="22"/>
+              </w:rPr>
+              <w:t>5</w:t>
+            </w:r>
+          </w:p>
+        </w:tc>
+        <w:tc>
+          <w:tcPr>
+            <w:tcW w:w="1134" w:type="dxa"/>
+          </w:tcPr>
+          <w:p>
+            <w:pPr>
+              <w:spacing w:after="0" w:line="240" w:lineRule="auto"/>
+              <w:jc w:val="center"/>
+              <w:rPr>
+                <w:sz w:val="22"/>
+                <w:szCs w:val="22"/>
+              </w:rPr>
+            </w:pPr>
+            <w:r>
+              <w:rPr>
+                <w:rFonts w:ascii="Times New Roman" w:hAnsi="Times New Roman"/>
+                <w:sz w:val="22"/>
+              </w:rPr>
+              <w:t>5</w:t>
+            </w:r>
+          </w:p>
+        </w:tc>
+        <w:tc>
+          <w:tcPr>
+            <w:tcW w:w="2155" w:type="dxa"/>
+          </w:tcPr>
+          <w:p>
+            <w:pPr>
+              <w:spacing w:after="0" w:line="240" w:lineRule="auto"/>
+              <w:rPr>
+                <w:sz w:val="22"/>
+                <w:szCs w:val="22"/>
+              </w:rPr>
+            </w:pPr>
+            <w:r>
+              <w:rPr>
+                <w:rFonts w:ascii="Times New Roman" w:hAnsi="Times New Roman"/>
+                <w:sz w:val="22"/>
+              </w:rPr>
+              <w:t>Измерительные микрофоны</w:t>
+            </w:r>
+          </w:p>
+        </w:tc>
+        <w:tc>
+          <w:tcPr>
+            <w:tcW w:w="1701" w:type="dxa"/>
+          </w:tcPr>
+          <w:p>
+            <w:pPr>
+              <w:spacing w:after="0" w:line="240" w:lineRule="auto"/>
+              <w:rPr>
+                <w:sz w:val="22"/>
+                <w:szCs w:val="22"/>
+              </w:rPr>
+            </w:pPr>
+            <w:r>
+              <w:rPr>
+                <w:rFonts w:ascii="Times New Roman" w:hAnsi="Times New Roman"/>
+                <w:sz w:val="22"/>
+              </w:rPr>
+              <w:t>KI-01, модуль 5</w:t>
+            </w:r>
+          </w:p>
+        </w:tc>
+        <w:tc>
+          <w:tcPr>
+            <w:tcW w:w="1531" w:type="dxa"/>
+          </w:tcPr>
+          <w:p>
+            <w:pPr>
+              <w:spacing w:after="0" w:line="240" w:lineRule="auto"/>
+              <w:jc w:val="center"/>
+              <w:rPr>
+                <w:sz w:val="22"/>
+                <w:szCs w:val="22"/>
+              </w:rPr>
+            </w:pPr>
+            <w:r>
+              <w:rPr>
+                <w:rFonts w:ascii="Times New Roman" w:hAnsi="Times New Roman"/>
+                <w:sz w:val="22"/>
+              </w:rPr>
+              <w:t>Учётный KI-01.5</w:t>
+            </w:r>
+          </w:p>
+        </w:tc>
+        <w:tc>
+          <w:tcPr>
+            <w:tcW w:w="1701" w:type="dxa"/>
+          </w:tcPr>
+          <w:p>
+            <w:r>
+              <w:rPr>
+                <w:rFonts w:ascii="Times New Roman" w:hAnsi="Times New Roman"/>
+                <w:sz w:val="22"/>
+              </w:rPr>
+              <w:t>175–5600 Гц; не менее 10 мВ/Па; АЧХ ±2 дБ; полная спецификация — МТБ-01</w:t>
+            </w:r>
+          </w:p>
+        </w:tc>
+        <w:tc>
+          <w:tcPr>
+            <w:tcW w:w="1021" w:type="dxa"/>
+          </w:tcPr>
+          <w:p>
+            <w:pPr>
+              <w:spacing w:after="0" w:line="240" w:lineRule="auto"/>
+              <w:jc w:val="center"/>
+              <w:rPr>
+                <w:sz w:val="22"/>
+                <w:szCs w:val="22"/>
+              </w:rPr>
+            </w:pPr>
+            <w:r>
+              <w:rPr>
+                <w:rFonts w:ascii="Times New Roman" w:hAnsi="Times New Roman"/>
+                <w:sz w:val="22"/>
+              </w:rPr>
+              <w:t>2026</w:t>
+            </w:r>
+          </w:p>
+        </w:tc>
+        <w:tc>
+          <w:tcPr>
+            <w:tcW w:w="2552" w:type="dxa"/>
+          </w:tcPr>
+          <w:p>
+            <w:pPr>
+              <w:spacing w:after="0" w:line="240" w:lineRule="auto"/>
+              <w:rPr>
+                <w:sz w:val="22"/>
+                <w:szCs w:val="22"/>
+              </w:rPr>
+            </w:pPr>
+            <w:r>
+              <w:rPr>
+                <w:rFonts w:ascii="Times New Roman" w:hAnsi="Times New Roman"/>
+                <w:sz w:val="22"/>
+              </w:rPr>
+              <w:t>Договор № 12/08 от 25.08.2026; спецификация МТБ-01; акт АП-01 от 28.08.2026</w:t>
+            </w:r>
+          </w:p>
+        </w:tc>
+        <w:tc>
+          <w:tcPr>
+            <w:tcW w:w="2835" w:type="dxa"/>
+          </w:tcPr>
+          <w:p>
+            <w:pPr>
+              <w:spacing w:after="0" w:line="240" w:lineRule="auto"/>
+              <w:jc w:val="center"/>
+              <w:rPr>
+                <w:sz w:val="22"/>
+                <w:szCs w:val="22"/>
+              </w:rPr>
+            </w:pPr>
+            <w:r>
+              <w:rPr>
+                <w:rFonts w:ascii="Times New Roman" w:hAnsi="Times New Roman"/>
+                <w:sz w:val="22"/>
+              </w:rPr>
+              <w:t>Поверка до использования; внешний номер не присваивался</w:t>
+            </w:r>
+          </w:p>
+        </w:tc>
+      </w:tr>
+      <w:tr>
+        <w:tblPrEx>
+          <w:tblCellMar>
+            <w:top w:w="0" w:type="dxa"/>
+            <w:bottom w:w="0" w:type="dxa"/>
+          </w:tblCellMar>
+        </w:tblPrEx>
+        <w:trPr>
+          <w:cantSplit/>
+          <w:trHeight w:val="482"/>
+          <w:cantSplit/>
+        </w:trPr>
+        <w:tc>
+          <w:tcPr>
+            <w:tcW w:w="567" w:type="dxa"/>
+          </w:tcPr>
+          <w:p>
+            <w:pPr>
+              <w:spacing w:after="0" w:line="240" w:lineRule="auto"/>
+              <w:jc w:val="center"/>
+              <w:rPr>
+                <w:sz w:val="22"/>
+                <w:szCs w:val="22"/>
+              </w:rPr>
+            </w:pPr>
+            <w:r>
+              <w:rPr>
+                <w:rFonts w:ascii="Times New Roman" w:hAnsi="Times New Roman"/>
+                <w:sz w:val="22"/>
+              </w:rPr>
+              <w:t>6</w:t>
+            </w:r>
+          </w:p>
+        </w:tc>
+        <w:tc>
+          <w:tcPr>
+            <w:tcW w:w="1134" w:type="dxa"/>
+          </w:tcPr>
+          <w:p>
+            <w:pPr>
+              <w:spacing w:after="0" w:line="240" w:lineRule="auto"/>
+              <w:jc w:val="center"/>
+              <w:rPr>
+                <w:sz w:val="22"/>
+                <w:szCs w:val="22"/>
+              </w:rPr>
+            </w:pPr>
+            <w:r>
+              <w:rPr>
+                <w:rFonts w:ascii="Times New Roman" w:hAnsi="Times New Roman"/>
+                <w:sz w:val="22"/>
+              </w:rPr>
+              <w:t>6</w:t>
+            </w:r>
+          </w:p>
+        </w:tc>
+        <w:tc>
+          <w:tcPr>
+            <w:tcW w:w="2155" w:type="dxa"/>
+          </w:tcPr>
+          <w:p>
+            <w:pPr>
+              <w:spacing w:after="0" w:line="240" w:lineRule="auto"/>
+              <w:rPr>
+                <w:sz w:val="22"/>
+                <w:szCs w:val="22"/>
+              </w:rPr>
+            </w:pPr>
+            <w:r>
+              <w:rPr>
+                <w:rFonts w:ascii="Times New Roman" w:hAnsi="Times New Roman"/>
+                <w:sz w:val="22"/>
+              </w:rPr>
+              <w:t>Датчики виброускорения (акселерометры)</w:t>
+            </w:r>
+          </w:p>
+        </w:tc>
+        <w:tc>
+          <w:tcPr>
+            <w:tcW w:w="1701" w:type="dxa"/>
+          </w:tcPr>
+          <w:p>
+            <w:pPr>
+              <w:spacing w:after="0" w:line="240" w:lineRule="auto"/>
+              <w:rPr>
+                <w:sz w:val="22"/>
+                <w:szCs w:val="22"/>
+              </w:rPr>
+            </w:pPr>
+            <w:r>
+              <w:rPr>
+                <w:rFonts w:ascii="Times New Roman" w:hAnsi="Times New Roman"/>
+                <w:sz w:val="22"/>
+              </w:rPr>
+              <w:t>KI-01, модуль 6</w:t>
+            </w:r>
+          </w:p>
+        </w:tc>
+        <w:tc>
+          <w:tcPr>
+            <w:tcW w:w="1531" w:type="dxa"/>
+          </w:tcPr>
+          <w:p>
+            <w:pPr>
+              <w:spacing w:after="0" w:line="240" w:lineRule="auto"/>
+              <w:jc w:val="center"/>
+              <w:rPr>
+                <w:sz w:val="22"/>
+                <w:szCs w:val="22"/>
+              </w:rPr>
+            </w:pPr>
+            <w:r>
+              <w:rPr>
+                <w:rFonts w:ascii="Times New Roman" w:hAnsi="Times New Roman"/>
+                <w:sz w:val="22"/>
+              </w:rPr>
+              <w:t>Учётный KI-01.6</w:t>
+            </w:r>
+          </w:p>
+        </w:tc>
+        <w:tc>
+          <w:tcPr>
+            <w:tcW w:w="1701" w:type="dxa"/>
+          </w:tcPr>
+          <w:p>
+            <w:r>
+              <w:rPr>
+                <w:rFonts w:ascii="Times New Roman" w:hAnsi="Times New Roman"/>
+                <w:sz w:val="22"/>
+              </w:rPr>
+              <w:t>175–5600 Гц; не менее 10 мВ/(м/с²); нелинейность не более 10%; полная спецификация — МТБ-01</w:t>
+            </w:r>
+          </w:p>
+        </w:tc>
+        <w:tc>
+          <w:tcPr>
+            <w:tcW w:w="1021" w:type="dxa"/>
+          </w:tcPr>
+          <w:p>
+            <w:pPr>
+              <w:spacing w:after="0" w:line="240" w:lineRule="auto"/>
+              <w:jc w:val="center"/>
+              <w:rPr>
+                <w:sz w:val="22"/>
+                <w:szCs w:val="22"/>
+              </w:rPr>
+            </w:pPr>
+            <w:r>
+              <w:rPr>
+                <w:rFonts w:ascii="Times New Roman" w:hAnsi="Times New Roman"/>
+                <w:sz w:val="22"/>
+              </w:rPr>
+              <w:t>2026</w:t>
+            </w:r>
+          </w:p>
+        </w:tc>
+        <w:tc>
+          <w:tcPr>
+            <w:tcW w:w="2552" w:type="dxa"/>
+          </w:tcPr>
+          <w:p>
+            <w:pPr>
+              <w:spacing w:after="0" w:line="240" w:lineRule="auto"/>
+              <w:rPr>
+                <w:sz w:val="22"/>
+                <w:szCs w:val="22"/>
+              </w:rPr>
+            </w:pPr>
+            <w:r>
+              <w:rPr>
+                <w:rFonts w:ascii="Times New Roman" w:hAnsi="Times New Roman"/>
+                <w:sz w:val="22"/>
+              </w:rPr>
+              <w:t>Договор № 12/08 от 25.08.2026; спецификация МТБ-01; акт АП-01 от 28.08.2026</w:t>
+            </w:r>
+          </w:p>
+        </w:tc>
+        <w:tc>
+          <w:tcPr>
+            <w:tcW w:w="2835" w:type="dxa"/>
+          </w:tcPr>
+          <w:p>
+            <w:pPr>
+              <w:spacing w:after="0" w:line="240" w:lineRule="auto"/>
+              <w:jc w:val="center"/>
+              <w:rPr>
+                <w:sz w:val="22"/>
+                <w:szCs w:val="22"/>
+              </w:rPr>
+            </w:pPr>
+            <w:r>
+              <w:rPr>
+                <w:rFonts w:ascii="Times New Roman" w:hAnsi="Times New Roman"/>
+                <w:sz w:val="22"/>
+              </w:rPr>
+              <w:t>Поверка до использования; внешний номер не присваивался</w:t>
             </w:r>
           </w:p>
         </w:tc>
@@ -1639,6 +2419,7 @@
         <w:trPr>
           <w:cantSplit/>
           <w:trHeight w:val="482"/>
+          <w:cantSplit/>
         </w:trPr>
         <w:tc>
           <w:tcPr>
@@ -1646,19 +2427,19 @@
           </w:tcPr>
           <w:p>
             <w:pPr>
-              <w:keepLines/>
-              <w:widowControl/>
-              <w:jc w:val="center"/>
-              <w:rPr>
-                <w:sz w:val="22"/>
-                <w:szCs w:val="22"/>
-              </w:rPr>
-            </w:pPr>
-            <w:r>
-              <w:rPr>
-                <w:rFonts w:ascii="Times New Roman" w:hAnsi="Times New Roman"/>
-                <w:sz w:val="22"/>
-              </w:rPr>
+              <w:spacing w:after="0" w:line="240" w:lineRule="auto"/>
+              <w:jc w:val="center"/>
+              <w:rPr>
+                <w:sz w:val="22"/>
+                <w:szCs w:val="22"/>
+              </w:rPr>
+            </w:pPr>
+            <w:r>
+              <w:rPr>
+                <w:rFonts w:ascii="Times New Roman" w:hAnsi="Times New Roman"/>
+                <w:sz w:val="22"/>
+              </w:rPr>
+              <w:t>—</w:t>
             </w:r>
           </w:p>
         </w:tc>
@@ -1668,19 +2449,19 @@
           </w:tcPr>
           <w:p>
             <w:pPr>
-              <w:keepLines/>
-              <w:widowControl/>
-              <w:jc w:val="center"/>
-              <w:rPr>
-                <w:sz w:val="22"/>
-                <w:szCs w:val="22"/>
-              </w:rPr>
-            </w:pPr>
-            <w:r>
-              <w:rPr>
-                <w:rFonts w:ascii="Times New Roman" w:hAnsi="Times New Roman"/>
-                <w:sz w:val="22"/>
-              </w:rPr>
+              <w:spacing w:after="0" w:line="240" w:lineRule="auto"/>
+              <w:jc w:val="center"/>
+              <w:rPr>
+                <w:sz w:val="22"/>
+                <w:szCs w:val="22"/>
+              </w:rPr>
+            </w:pPr>
+            <w:r>
+              <w:rPr>
+                <w:rFonts w:ascii="Times New Roman" w:hAnsi="Times New Roman"/>
+                <w:sz w:val="22"/>
+              </w:rPr>
+              <w:t>—</w:t>
             </w:r>
           </w:p>
         </w:tc>
@@ -1690,19 +2471,18 @@
           </w:tcPr>
           <w:p>
             <w:pPr>
-              <w:keepLines/>
-              <w:widowControl/>
-              <w:rPr>
-                <w:sz w:val="22"/>
-                <w:szCs w:val="22"/>
-              </w:rPr>
-            </w:pPr>
-            <w:r>
-              <w:rPr>
-                <w:rFonts w:ascii="Times New Roman" w:hAnsi="Times New Roman"/>
-                <w:sz w:val="22"/>
-              </w:rPr>
-              <w:t>Не применяется: работы по подпункту «д» пункта 4 не заявлены</w:t>
+              <w:spacing w:after="0" w:line="240" w:lineRule="auto"/>
+              <w:rPr>
+                <w:sz w:val="22"/>
+                <w:szCs w:val="22"/>
+              </w:rPr>
+            </w:pPr>
+            <w:r>
+              <w:rPr>
+                <w:rFonts w:ascii="Times New Roman" w:hAnsi="Times New Roman"/>
+                <w:sz w:val="22"/>
+              </w:rPr>
+              <w:t>Не применяется: проектирование по «д» не заявлено</w:t>
             </w:r>
           </w:p>
         </w:tc>
@@ -1712,18 +2492,18 @@
           </w:tcPr>
           <w:p>
             <w:pPr>
-              <w:keepLines/>
-              <w:widowControl/>
-              <w:rPr>
-                <w:sz w:val="22"/>
-                <w:szCs w:val="22"/>
-              </w:rPr>
-            </w:pPr>
-            <w:r>
-              <w:rPr>
-                <w:rFonts w:ascii="Times New Roman" w:hAnsi="Times New Roman"/>
-                <w:sz w:val="22"/>
-              </w:rPr>
+              <w:spacing w:after="0" w:line="240" w:lineRule="auto"/>
+              <w:rPr>
+                <w:sz w:val="22"/>
+                <w:szCs w:val="22"/>
+              </w:rPr>
+            </w:pPr>
+            <w:r>
+              <w:rPr>
+                <w:rFonts w:ascii="Times New Roman" w:hAnsi="Times New Roman"/>
+                <w:sz w:val="22"/>
+              </w:rPr>
+              <w:t>—</w:t>
             </w:r>
           </w:p>
         </w:tc>
@@ -1733,18 +2513,18 @@
           </w:tcPr>
           <w:p>
             <w:pPr>
-              <w:keepLines/>
-              <w:widowControl/>
-              <w:rPr>
-                <w:sz w:val="22"/>
-                <w:szCs w:val="22"/>
-              </w:rPr>
-            </w:pPr>
-            <w:r>
-              <w:rPr>
-                <w:rFonts w:ascii="Times New Roman" w:hAnsi="Times New Roman"/>
-                <w:sz w:val="22"/>
-              </w:rPr>
+              <w:spacing w:after="0" w:line="240" w:lineRule="auto"/>
+              <w:rPr>
+                <w:sz w:val="22"/>
+                <w:szCs w:val="22"/>
+              </w:rPr>
+            </w:pPr>
+            <w:r>
+              <w:rPr>
+                <w:rFonts w:ascii="Times New Roman" w:hAnsi="Times New Roman"/>
+                <w:sz w:val="22"/>
+              </w:rPr>
+              <w:t>—</w:t>
             </w:r>
           </w:p>
         </w:tc>
@@ -1754,19 +2534,19 @@
           </w:tcPr>
           <w:p>
             <w:pPr>
-              <w:keepLines/>
-              <w:widowControl/>
-              <w:jc w:val="center"/>
-              <w:rPr>
-                <w:sz w:val="22"/>
-                <w:szCs w:val="22"/>
-              </w:rPr>
-            </w:pPr>
-            <w:r>
-              <w:rPr>
-                <w:rFonts w:ascii="Times New Roman" w:hAnsi="Times New Roman"/>
-                <w:sz w:val="22"/>
-              </w:rPr>
+              <w:spacing w:after="0" w:line="240" w:lineRule="auto"/>
+              <w:jc w:val="center"/>
+              <w:rPr>
+                <w:sz w:val="22"/>
+                <w:szCs w:val="22"/>
+              </w:rPr>
+            </w:pPr>
+            <w:r>
+              <w:rPr>
+                <w:rFonts w:ascii="Times New Roman" w:hAnsi="Times New Roman"/>
+                <w:sz w:val="22"/>
+              </w:rPr>
+              <w:t>—</w:t>
             </w:r>
           </w:p>
         </w:tc>
@@ -1776,18 +2556,18 @@
           </w:tcPr>
           <w:p>
             <w:pPr>
-              <w:keepLines/>
-              <w:widowControl/>
-              <w:rPr>
-                <w:sz w:val="22"/>
-                <w:szCs w:val="22"/>
-              </w:rPr>
-            </w:pPr>
-            <w:r>
-              <w:rPr>
-                <w:rFonts w:ascii="Times New Roman" w:hAnsi="Times New Roman"/>
-                <w:sz w:val="22"/>
-              </w:rPr>
+              <w:spacing w:after="0" w:line="240" w:lineRule="auto"/>
+              <w:rPr>
+                <w:sz w:val="22"/>
+                <w:szCs w:val="22"/>
+              </w:rPr>
+            </w:pPr>
+            <w:r>
+              <w:rPr>
+                <w:rFonts w:ascii="Times New Roman" w:hAnsi="Times New Roman"/>
+                <w:sz w:val="22"/>
+              </w:rPr>
+              <w:t>—</w:t>
             </w:r>
           </w:p>
         </w:tc>
@@ -2500,6 +3280,7 @@
         <w:trPr>
           <w:cantSplit/>
           <w:trHeight w:val="482"/>
+          <w:cantSplit/>
         </w:trPr>
         <w:tc>
           <w:tcPr>
@@ -2507,19 +3288,19 @@
           </w:tcPr>
           <w:p>
             <w:pPr>
-              <w:keepLines/>
-              <w:widowControl/>
-              <w:jc w:val="center"/>
-              <w:rPr>
-                <w:sz w:val="22"/>
-                <w:szCs w:val="22"/>
-              </w:rPr>
-            </w:pPr>
-            <w:r>
-              <w:rPr>
-                <w:rFonts w:ascii="Times New Roman" w:hAnsi="Times New Roman"/>
-                <w:sz w:val="22"/>
-              </w:rPr>
+              <w:spacing w:after="0" w:line="240" w:lineRule="auto"/>
+              <w:jc w:val="center"/>
+              <w:rPr>
+                <w:sz w:val="22"/>
+                <w:szCs w:val="22"/>
+              </w:rPr>
+            </w:pPr>
+            <w:r>
+              <w:rPr>
+                <w:rFonts w:ascii="Times New Roman" w:hAnsi="Times New Roman"/>
+                <w:sz w:val="22"/>
+              </w:rPr>
+              <w:t>—</w:t>
             </w:r>
           </w:p>
         </w:tc>
@@ -2529,19 +3310,19 @@
           </w:tcPr>
           <w:p>
             <w:pPr>
-              <w:keepLines/>
-              <w:widowControl/>
-              <w:jc w:val="center"/>
-              <w:rPr>
-                <w:sz w:val="22"/>
-                <w:szCs w:val="22"/>
-              </w:rPr>
-            </w:pPr>
-            <w:r>
-              <w:rPr>
-                <w:rFonts w:ascii="Times New Roman" w:hAnsi="Times New Roman"/>
-                <w:sz w:val="22"/>
-              </w:rPr>
+              <w:spacing w:after="0" w:line="240" w:lineRule="auto"/>
+              <w:jc w:val="center"/>
+              <w:rPr>
+                <w:sz w:val="22"/>
+                <w:szCs w:val="22"/>
+              </w:rPr>
+            </w:pPr>
+            <w:r>
+              <w:rPr>
+                <w:rFonts w:ascii="Times New Roman" w:hAnsi="Times New Roman"/>
+                <w:sz w:val="22"/>
+              </w:rPr>
+              <w:t>—</w:t>
             </w:r>
           </w:p>
         </w:tc>
@@ -2551,19 +3332,18 @@
           </w:tcPr>
           <w:p>
             <w:pPr>
-              <w:keepLines/>
-              <w:widowControl/>
-              <w:rPr>
-                <w:sz w:val="22"/>
-                <w:szCs w:val="22"/>
-              </w:rPr>
-            </w:pPr>
-            <w:r>
-              <w:rPr>
-                <w:rFonts w:ascii="Times New Roman" w:hAnsi="Times New Roman"/>
-                <w:sz w:val="22"/>
-              </w:rPr>
-              <w:t>Не применяется: услуги по подпункту «в» пункта 4 не заявлены</w:t>
+              <w:spacing w:after="0" w:line="240" w:lineRule="auto"/>
+              <w:rPr>
+                <w:sz w:val="22"/>
+                <w:szCs w:val="22"/>
+              </w:rPr>
+            </w:pPr>
+            <w:r>
+              <w:rPr>
+                <w:rFonts w:ascii="Times New Roman" w:hAnsi="Times New Roman"/>
+                <w:sz w:val="22"/>
+              </w:rPr>
+              <w:t>Не применяется: мониторинг по «в» не заявлен</w:t>
             </w:r>
           </w:p>
         </w:tc>
@@ -2573,18 +3353,18 @@
           </w:tcPr>
           <w:p>
             <w:pPr>
-              <w:keepLines/>
-              <w:widowControl/>
-              <w:rPr>
-                <w:sz w:val="22"/>
-                <w:szCs w:val="22"/>
-              </w:rPr>
-            </w:pPr>
-            <w:r>
-              <w:rPr>
-                <w:rFonts w:ascii="Times New Roman" w:hAnsi="Times New Roman"/>
-                <w:sz w:val="22"/>
-              </w:rPr>
+              <w:spacing w:after="0" w:line="240" w:lineRule="auto"/>
+              <w:rPr>
+                <w:sz w:val="22"/>
+                <w:szCs w:val="22"/>
+              </w:rPr>
+            </w:pPr>
+            <w:r>
+              <w:rPr>
+                <w:rFonts w:ascii="Times New Roman" w:hAnsi="Times New Roman"/>
+                <w:sz w:val="22"/>
+              </w:rPr>
+              <w:t>—</w:t>
             </w:r>
           </w:p>
         </w:tc>
@@ -2594,18 +3374,18 @@
           </w:tcPr>
           <w:p>
             <w:pPr>
-              <w:keepLines/>
-              <w:widowControl/>
-              <w:rPr>
-                <w:sz w:val="22"/>
-                <w:szCs w:val="22"/>
-              </w:rPr>
-            </w:pPr>
-            <w:r>
-              <w:rPr>
-                <w:rFonts w:ascii="Times New Roman" w:hAnsi="Times New Roman"/>
-                <w:sz w:val="22"/>
-              </w:rPr>
+              <w:spacing w:after="0" w:line="240" w:lineRule="auto"/>
+              <w:rPr>
+                <w:sz w:val="22"/>
+                <w:szCs w:val="22"/>
+              </w:rPr>
+            </w:pPr>
+            <w:r>
+              <w:rPr>
+                <w:rFonts w:ascii="Times New Roman" w:hAnsi="Times New Roman"/>
+                <w:sz w:val="22"/>
+              </w:rPr>
+              <w:t>—</w:t>
             </w:r>
           </w:p>
         </w:tc>
@@ -2615,19 +3395,19 @@
           </w:tcPr>
           <w:p>
             <w:pPr>
-              <w:keepLines/>
-              <w:widowControl/>
-              <w:jc w:val="center"/>
-              <w:rPr>
-                <w:sz w:val="22"/>
-                <w:szCs w:val="22"/>
-              </w:rPr>
-            </w:pPr>
-            <w:r>
-              <w:rPr>
-                <w:rFonts w:ascii="Times New Roman" w:hAnsi="Times New Roman"/>
-                <w:sz w:val="22"/>
-              </w:rPr>
+              <w:spacing w:after="0" w:line="240" w:lineRule="auto"/>
+              <w:jc w:val="center"/>
+              <w:rPr>
+                <w:sz w:val="22"/>
+                <w:szCs w:val="22"/>
+              </w:rPr>
+            </w:pPr>
+            <w:r>
+              <w:rPr>
+                <w:rFonts w:ascii="Times New Roman" w:hAnsi="Times New Roman"/>
+                <w:sz w:val="22"/>
+              </w:rPr>
+              <w:t>—</w:t>
             </w:r>
           </w:p>
         </w:tc>
@@ -2637,18 +3417,18 @@
           </w:tcPr>
           <w:p>
             <w:pPr>
-              <w:keepLines/>
-              <w:widowControl/>
-              <w:rPr>
-                <w:sz w:val="22"/>
-                <w:szCs w:val="22"/>
-              </w:rPr>
-            </w:pPr>
-            <w:r>
-              <w:rPr>
-                <w:rFonts w:ascii="Times New Roman" w:hAnsi="Times New Roman"/>
-                <w:sz w:val="22"/>
-              </w:rPr>
+              <w:spacing w:after="0" w:line="240" w:lineRule="auto"/>
+              <w:rPr>
+                <w:sz w:val="22"/>
+                <w:szCs w:val="22"/>
+              </w:rPr>
+            </w:pPr>
+            <w:r>
+              <w:rPr>
+                <w:rFonts w:ascii="Times New Roman" w:hAnsi="Times New Roman"/>
+                <w:sz w:val="22"/>
+              </w:rPr>
+              <w:t>—</w:t>
             </w:r>
           </w:p>
         </w:tc>
@@ -2658,18 +3438,18 @@
           </w:tcPr>
           <w:p>
             <w:pPr>
-              <w:keepLines/>
-              <w:widowControl/>
-              <w:rPr>
-                <w:sz w:val="22"/>
-                <w:szCs w:val="22"/>
-              </w:rPr>
-            </w:pPr>
-            <w:r>
-              <w:rPr>
-                <w:rFonts w:ascii="Times New Roman" w:hAnsi="Times New Roman"/>
-                <w:sz w:val="22"/>
-              </w:rPr>
+              <w:spacing w:after="0" w:line="240" w:lineRule="auto"/>
+              <w:rPr>
+                <w:sz w:val="22"/>
+                <w:szCs w:val="22"/>
+              </w:rPr>
+            </w:pPr>
+            <w:r>
+              <w:rPr>
+                <w:rFonts w:ascii="Times New Roman" w:hAnsi="Times New Roman"/>
+                <w:sz w:val="22"/>
+              </w:rPr>
+              <w:t>—</w:t>
             </w:r>
           </w:p>
         </w:tc>
@@ -3278,6 +4058,7 @@
         <w:trPr>
           <w:cantSplit/>
           <w:trHeight w:val="482"/>
+          <w:cantSplit/>
         </w:trPr>
         <w:tc>
           <w:tcPr>
@@ -3285,8 +4066,7 @@
           </w:tcPr>
           <w:p>
             <w:pPr>
-              <w:keepLines/>
-              <w:widowControl/>
+              <w:spacing w:after="0" w:line="240" w:lineRule="auto"/>
               <w:jc w:val="center"/>
               <w:rPr>
                 <w:sz w:val="22"/>
@@ -3308,19 +4088,19 @@
           </w:tcPr>
           <w:p>
             <w:pPr>
-              <w:keepLines/>
-              <w:widowControl/>
-              <w:jc w:val="center"/>
-              <w:rPr>
-                <w:sz w:val="22"/>
-                <w:szCs w:val="22"/>
-              </w:rPr>
-            </w:pPr>
-            <w:r>
-              <w:rPr>
-                <w:rFonts w:ascii="Times New Roman" w:hAnsi="Times New Roman"/>
-                <w:sz w:val="22"/>
-              </w:rPr>
+              <w:spacing w:after="0" w:line="240" w:lineRule="auto"/>
+              <w:jc w:val="center"/>
+              <w:rPr>
+                <w:sz w:val="22"/>
+                <w:szCs w:val="22"/>
+              </w:rPr>
+            </w:pPr>
+            <w:r>
+              <w:rPr>
+                <w:rFonts w:ascii="Times New Roman" w:hAnsi="Times New Roman"/>
+                <w:sz w:val="22"/>
+              </w:rPr>
+              <w:t>9</w:t>
             </w:r>
           </w:p>
         </w:tc>
@@ -3330,19 +4110,18 @@
           </w:tcPr>
           <w:p>
             <w:pPr>
-              <w:keepLines/>
-              <w:widowControl/>
-              <w:rPr>
-                <w:sz w:val="22"/>
-                <w:szCs w:val="22"/>
-              </w:rPr>
-            </w:pPr>
-            <w:r>
-              <w:rPr>
-                <w:rFonts w:ascii="Times New Roman" w:hAnsi="Times New Roman"/>
-                <w:sz w:val="22"/>
-              </w:rPr>
-              <w:t>ОС Astra Linux Special Edition 1.7</w:t>
+              <w:spacing w:after="0" w:line="240" w:lineRule="auto"/>
+              <w:rPr>
+                <w:sz w:val="22"/>
+                <w:szCs w:val="22"/>
+              </w:rPr>
+            </w:pPr>
+            <w:r>
+              <w:rPr>
+                <w:rFonts w:ascii="Times New Roman" w:hAnsi="Times New Roman"/>
+                <w:sz w:val="22"/>
+              </w:rPr>
+              <w:t>Средства поиска остаточной информации на машинных носителях информации</w:t>
             </w:r>
           </w:p>
         </w:tc>
@@ -3351,20 +4130,12 @@
             <w:tcW w:w="1985" w:type="dxa"/>
           </w:tcPr>
           <w:p>
-            <w:pPr>
-              <w:keepLines/>
-              <w:widowControl/>
-              <w:rPr>
-                <w:sz w:val="22"/>
-                <w:szCs w:val="22"/>
-              </w:rPr>
-            </w:pPr>
-            <w:r>
-              <w:rPr>
-                <w:rFonts w:ascii="Times New Roman" w:hAnsi="Times New Roman"/>
-                <w:sz w:val="22"/>
-              </w:rPr>
-              <w:t>Защищённая операционная система</w:t>
+            <w:r>
+              <w:rPr>
+                <w:rFonts w:ascii="Times New Roman" w:hAnsi="Times New Roman"/>
+                <w:sz w:val="22"/>
+              </w:rPr>
+              <w:t>Поиск остаточной информации по критериям; требования — МТБ-01</w:t>
             </w:r>
           </w:p>
         </w:tc>
@@ -3374,18 +4145,18 @@
           </w:tcPr>
           <w:p>
             <w:pPr>
-              <w:keepLines/>
-              <w:widowControl/>
-              <w:rPr>
-                <w:sz w:val="22"/>
-                <w:szCs w:val="22"/>
-              </w:rPr>
-            </w:pPr>
-            <w:r>
-              <w:rPr>
-                <w:rFonts w:ascii="Times New Roman" w:hAnsi="Times New Roman"/>
-                <w:sz w:val="22"/>
-              </w:rPr>
+              <w:spacing w:after="0" w:line="240" w:lineRule="auto"/>
+              <w:rPr>
+                <w:sz w:val="22"/>
+                <w:szCs w:val="22"/>
+              </w:rPr>
+            </w:pPr>
+            <w:r>
+              <w:rPr>
+                <w:rFonts w:ascii="Times New Roman" w:hAnsi="Times New Roman"/>
+                <w:sz w:val="22"/>
+              </w:rPr>
+              <w:t>KI-02; функциональная позиция</w:t>
             </w:r>
           </w:p>
         </w:tc>
@@ -3395,19 +4166,19 @@
           </w:tcPr>
           <w:p>
             <w:pPr>
-              <w:keepLines/>
-              <w:widowControl/>
-              <w:jc w:val="center"/>
-              <w:rPr>
-                <w:sz w:val="22"/>
-                <w:szCs w:val="22"/>
-              </w:rPr>
-            </w:pPr>
-            <w:r>
-              <w:rPr>
-                <w:rFonts w:ascii="Times New Roman" w:hAnsi="Times New Roman"/>
-                <w:sz w:val="22"/>
-              </w:rPr>
+              <w:spacing w:after="0" w:line="240" w:lineRule="auto"/>
+              <w:jc w:val="center"/>
+              <w:rPr>
+                <w:sz w:val="22"/>
+                <w:szCs w:val="22"/>
+              </w:rPr>
+            </w:pPr>
+            <w:r>
+              <w:rPr>
+                <w:rFonts w:ascii="Times New Roman" w:hAnsi="Times New Roman"/>
+                <w:sz w:val="22"/>
+              </w:rPr>
+              <w:t>KI-02.9</w:t>
             </w:r>
           </w:p>
         </w:tc>
@@ -3417,19 +4188,18 @@
           </w:tcPr>
           <w:p>
             <w:pPr>
-              <w:keepLines/>
-              <w:widowControl/>
-              <w:rPr>
-                <w:sz w:val="22"/>
-                <w:szCs w:val="22"/>
-              </w:rPr>
-            </w:pPr>
-            <w:r>
-              <w:rPr>
-                <w:rFonts w:ascii="Times New Roman" w:hAnsi="Times New Roman"/>
-                <w:sz w:val="22"/>
-              </w:rPr>
-              <w:t>Договор купли-продажи № 12/08 от 25.08.2026; акт приема-передачи от 28.08.2026 (указан в договоре)</w:t>
+              <w:spacing w:after="0" w:line="240" w:lineRule="auto"/>
+              <w:rPr>
+                <w:sz w:val="22"/>
+                <w:szCs w:val="22"/>
+              </w:rPr>
+            </w:pPr>
+            <w:r>
+              <w:rPr>
+                <w:rFonts w:ascii="Times New Roman" w:hAnsi="Times New Roman"/>
+                <w:sz w:val="22"/>
+              </w:rPr>
+              <w:t>Договор № 12/08 от 25.08.2026; спецификация МТБ-01; акт АП-01 от 28.08.2026</w:t>
             </w:r>
           </w:p>
         </w:tc>
@@ -3439,19 +4209,18 @@
           </w:tcPr>
           <w:p>
             <w:pPr>
-              <w:keepLines/>
-              <w:widowControl/>
-              <w:rPr>
-                <w:sz w:val="22"/>
-                <w:szCs w:val="22"/>
-              </w:rPr>
-            </w:pPr>
-            <w:r>
-              <w:rPr>
-                <w:rFonts w:ascii="Times New Roman" w:hAnsi="Times New Roman"/>
-                <w:sz w:val="22"/>
-              </w:rPr>
-              <w:t>СФ/114-4123 от 18.01.2025</w:t>
+              <w:spacing w:after="0" w:line="240" w:lineRule="auto"/>
+              <w:rPr>
+                <w:sz w:val="22"/>
+                <w:szCs w:val="22"/>
+              </w:rPr>
+            </w:pPr>
+            <w:r>
+              <w:rPr>
+                <w:rFonts w:ascii="Times New Roman" w:hAnsi="Times New Roman"/>
+                <w:sz w:val="22"/>
+              </w:rPr>
+              <w:t>По сертификату выбранного изделия; внешний номер не присваивался</w:t>
             </w:r>
           </w:p>
         </w:tc>
@@ -3466,6 +4235,7 @@
         <w:trPr>
           <w:cantSplit/>
           <w:trHeight w:val="482"/>
+          <w:cantSplit/>
         </w:trPr>
         <w:tc>
           <w:tcPr>
@@ -3473,8 +4243,7 @@
           </w:tcPr>
           <w:p>
             <w:pPr>
-              <w:keepLines/>
-              <w:widowControl/>
+              <w:spacing w:after="0" w:line="240" w:lineRule="auto"/>
               <w:jc w:val="center"/>
               <w:rPr>
                 <w:sz w:val="22"/>
@@ -3496,19 +4265,19 @@
           </w:tcPr>
           <w:p>
             <w:pPr>
-              <w:keepLines/>
-              <w:widowControl/>
-              <w:jc w:val="center"/>
-              <w:rPr>
-                <w:sz w:val="22"/>
-                <w:szCs w:val="22"/>
-              </w:rPr>
-            </w:pPr>
-            <w:r>
-              <w:rPr>
-                <w:rFonts w:ascii="Times New Roman" w:hAnsi="Times New Roman"/>
-                <w:sz w:val="22"/>
-              </w:rPr>
+              <w:spacing w:after="0" w:line="240" w:lineRule="auto"/>
+              <w:jc w:val="center"/>
+              <w:rPr>
+                <w:sz w:val="22"/>
+                <w:szCs w:val="22"/>
+              </w:rPr>
+            </w:pPr>
+            <w:r>
+              <w:rPr>
+                <w:rFonts w:ascii="Times New Roman" w:hAnsi="Times New Roman"/>
+                <w:sz w:val="22"/>
+              </w:rPr>
+              <w:t>10</w:t>
             </w:r>
           </w:p>
         </w:tc>
@@ -3518,19 +4287,18 @@
           </w:tcPr>
           <w:p>
             <w:pPr>
-              <w:keepLines/>
-              <w:widowControl/>
-              <w:rPr>
-                <w:sz w:val="22"/>
-                <w:szCs w:val="22"/>
-              </w:rPr>
-            </w:pPr>
-            <w:r>
-              <w:rPr>
-                <w:rFonts w:ascii="Times New Roman" w:hAnsi="Times New Roman"/>
-                <w:sz w:val="22"/>
-              </w:rPr>
-              <w:t>СЗИ НСД «СекретНет Studio»</w:t>
+              <w:spacing w:after="0" w:line="240" w:lineRule="auto"/>
+              <w:rPr>
+                <w:sz w:val="22"/>
+                <w:szCs w:val="22"/>
+              </w:rPr>
+            </w:pPr>
+            <w:r>
+              <w:rPr>
+                <w:rFonts w:ascii="Times New Roman" w:hAnsi="Times New Roman"/>
+                <w:sz w:val="22"/>
+              </w:rPr>
+              <w:t>Средства контроля подключения устройств</w:t>
             </w:r>
           </w:p>
         </w:tc>
@@ -3539,20 +4307,12 @@
             <w:tcW w:w="1985" w:type="dxa"/>
           </w:tcPr>
           <w:p>
-            <w:pPr>
-              <w:keepLines/>
-              <w:widowControl/>
-              <w:rPr>
-                <w:sz w:val="22"/>
-                <w:szCs w:val="22"/>
-              </w:rPr>
-            </w:pPr>
-            <w:r>
-              <w:rPr>
-                <w:rFonts w:ascii="Times New Roman" w:hAnsi="Times New Roman"/>
-                <w:sz w:val="22"/>
-              </w:rPr>
-              <w:t>Защита от несанкционированного доступа</w:t>
+            <w:r>
+              <w:rPr>
+                <w:rFonts w:ascii="Times New Roman" w:hAnsi="Times New Roman"/>
+                <w:sz w:val="22"/>
+              </w:rPr>
+              <w:t>Учёт подключения носителей и устройств; требования — МТБ-01</w:t>
             </w:r>
           </w:p>
         </w:tc>
@@ -3562,18 +4322,18 @@
           </w:tcPr>
           <w:p>
             <w:pPr>
-              <w:keepLines/>
-              <w:widowControl/>
-              <w:rPr>
-                <w:sz w:val="22"/>
-                <w:szCs w:val="22"/>
-              </w:rPr>
-            </w:pPr>
-            <w:r>
-              <w:rPr>
-                <w:rFonts w:ascii="Times New Roman" w:hAnsi="Times New Roman"/>
-                <w:sz w:val="22"/>
-              </w:rPr>
+              <w:spacing w:after="0" w:line="240" w:lineRule="auto"/>
+              <w:rPr>
+                <w:sz w:val="22"/>
+                <w:szCs w:val="22"/>
+              </w:rPr>
+            </w:pPr>
+            <w:r>
+              <w:rPr>
+                <w:rFonts w:ascii="Times New Roman" w:hAnsi="Times New Roman"/>
+                <w:sz w:val="22"/>
+              </w:rPr>
+              <w:t>KI-02; функциональная позиция</w:t>
             </w:r>
           </w:p>
         </w:tc>
@@ -3583,19 +4343,19 @@
           </w:tcPr>
           <w:p>
             <w:pPr>
-              <w:keepLines/>
-              <w:widowControl/>
-              <w:jc w:val="center"/>
-              <w:rPr>
-                <w:sz w:val="22"/>
-                <w:szCs w:val="22"/>
-              </w:rPr>
-            </w:pPr>
-            <w:r>
-              <w:rPr>
-                <w:rFonts w:ascii="Times New Roman" w:hAnsi="Times New Roman"/>
-                <w:sz w:val="22"/>
-              </w:rPr>
+              <w:spacing w:after="0" w:line="240" w:lineRule="auto"/>
+              <w:jc w:val="center"/>
+              <w:rPr>
+                <w:sz w:val="22"/>
+                <w:szCs w:val="22"/>
+              </w:rPr>
+            </w:pPr>
+            <w:r>
+              <w:rPr>
+                <w:rFonts w:ascii="Times New Roman" w:hAnsi="Times New Roman"/>
+                <w:sz w:val="22"/>
+              </w:rPr>
+              <w:t>KI-02.10</w:t>
             </w:r>
           </w:p>
         </w:tc>
@@ -3605,19 +4365,18 @@
           </w:tcPr>
           <w:p>
             <w:pPr>
-              <w:keepLines/>
-              <w:widowControl/>
-              <w:rPr>
-                <w:sz w:val="22"/>
-                <w:szCs w:val="22"/>
-              </w:rPr>
-            </w:pPr>
-            <w:r>
-              <w:rPr>
-                <w:rFonts w:ascii="Times New Roman" w:hAnsi="Times New Roman"/>
-                <w:sz w:val="22"/>
-              </w:rPr>
-              <w:t>Договор купли-продажи № 12/08 от 25.08.2026; акт приема-передачи от 28.08.2026 (указан в договоре)</w:t>
+              <w:spacing w:after="0" w:line="240" w:lineRule="auto"/>
+              <w:rPr>
+                <w:sz w:val="22"/>
+                <w:szCs w:val="22"/>
+              </w:rPr>
+            </w:pPr>
+            <w:r>
+              <w:rPr>
+                <w:rFonts w:ascii="Times New Roman" w:hAnsi="Times New Roman"/>
+                <w:sz w:val="22"/>
+              </w:rPr>
+              <w:t>Договор № 12/08 от 25.08.2026; спецификация МТБ-01; акт АП-01 от 28.08.2026</w:t>
             </w:r>
           </w:p>
         </w:tc>
@@ -3627,19 +4386,18 @@
           </w:tcPr>
           <w:p>
             <w:pPr>
-              <w:keepLines/>
-              <w:widowControl/>
-              <w:rPr>
-                <w:sz w:val="22"/>
-                <w:szCs w:val="22"/>
-              </w:rPr>
-            </w:pPr>
-            <w:r>
-              <w:rPr>
-                <w:rFonts w:ascii="Times New Roman" w:hAnsi="Times New Roman"/>
-                <w:sz w:val="22"/>
-              </w:rPr>
-              <w:t>СФ/124-3987 от 22.05.2025</w:t>
+              <w:spacing w:after="0" w:line="240" w:lineRule="auto"/>
+              <w:rPr>
+                <w:sz w:val="22"/>
+                <w:szCs w:val="22"/>
+              </w:rPr>
+            </w:pPr>
+            <w:r>
+              <w:rPr>
+                <w:rFonts w:ascii="Times New Roman" w:hAnsi="Times New Roman"/>
+                <w:sz w:val="22"/>
+              </w:rPr>
+              <w:t>В этой строке номер сертификата не устанавливается</w:t>
             </w:r>
           </w:p>
         </w:tc>
@@ -3654,6 +4412,7 @@
         <w:trPr>
           <w:cantSplit/>
           <w:trHeight w:val="482"/>
+          <w:cantSplit/>
         </w:trPr>
         <w:tc>
           <w:tcPr>
@@ -3661,8 +4420,7 @@
           </w:tcPr>
           <w:p>
             <w:pPr>
-              <w:keepLines/>
-              <w:widowControl/>
+              <w:spacing w:after="0" w:line="240" w:lineRule="auto"/>
               <w:jc w:val="center"/>
               <w:rPr>
                 <w:sz w:val="22"/>
@@ -3684,19 +4442,19 @@
           </w:tcPr>
           <w:p>
             <w:pPr>
-              <w:keepLines/>
-              <w:widowControl/>
-              <w:jc w:val="center"/>
-              <w:rPr>
-                <w:sz w:val="22"/>
-                <w:szCs w:val="22"/>
-              </w:rPr>
-            </w:pPr>
-            <w:r>
-              <w:rPr>
-                <w:rFonts w:ascii="Times New Roman" w:hAnsi="Times New Roman"/>
-                <w:sz w:val="22"/>
-              </w:rPr>
+              <w:spacing w:after="0" w:line="240" w:lineRule="auto"/>
+              <w:jc w:val="center"/>
+              <w:rPr>
+                <w:sz w:val="22"/>
+                <w:szCs w:val="22"/>
+              </w:rPr>
+            </w:pPr>
+            <w:r>
+              <w:rPr>
+                <w:rFonts w:ascii="Times New Roman" w:hAnsi="Times New Roman"/>
+                <w:sz w:val="22"/>
+              </w:rPr>
+              <w:t>11</w:t>
             </w:r>
           </w:p>
         </w:tc>
@@ -3706,19 +4464,18 @@
           </w:tcPr>
           <w:p>
             <w:pPr>
-              <w:keepLines/>
-              <w:widowControl/>
-              <w:rPr>
-                <w:sz w:val="22"/>
-                <w:szCs w:val="22"/>
-              </w:rPr>
-            </w:pPr>
-            <w:r>
-              <w:rPr>
-                <w:rFonts w:ascii="Times New Roman" w:hAnsi="Times New Roman"/>
-                <w:sz w:val="22"/>
-              </w:rPr>
-              <w:t>Межсетевой экран АПКШ «Континент 4»</w:t>
+              <w:spacing w:after="0" w:line="240" w:lineRule="auto"/>
+              <w:rPr>
+                <w:sz w:val="22"/>
+                <w:szCs w:val="22"/>
+              </w:rPr>
+            </w:pPr>
+            <w:r>
+              <w:rPr>
+                <w:rFonts w:ascii="Times New Roman" w:hAnsi="Times New Roman"/>
+                <w:sz w:val="22"/>
+              </w:rPr>
+              <w:t>Средство (средства) контроля целостности программ и программных комплексов</w:t>
             </w:r>
           </w:p>
         </w:tc>
@@ -3727,20 +4484,12 @@
             <w:tcW w:w="1985" w:type="dxa"/>
           </w:tcPr>
           <w:p>
-            <w:pPr>
-              <w:keepLines/>
-              <w:widowControl/>
-              <w:rPr>
-                <w:sz w:val="22"/>
-                <w:szCs w:val="22"/>
-              </w:rPr>
-            </w:pPr>
-            <w:r>
-              <w:rPr>
-                <w:rFonts w:ascii="Times New Roman" w:hAnsi="Times New Roman"/>
-                <w:sz w:val="22"/>
-              </w:rPr>
-              <w:t>Межсетевое экранирование</w:t>
+            <w:r>
+              <w:rPr>
+                <w:rFonts w:ascii="Times New Roman" w:hAnsi="Times New Roman"/>
+                <w:sz w:val="22"/>
+              </w:rPr>
+              <w:t>Контрольные суммы по ГОСТ Р 34.11; Windows/Linux; требования — МТБ-01</w:t>
             </w:r>
           </w:p>
         </w:tc>
@@ -3750,18 +4499,18 @@
           </w:tcPr>
           <w:p>
             <w:pPr>
-              <w:keepLines/>
-              <w:widowControl/>
-              <w:rPr>
-                <w:sz w:val="22"/>
-                <w:szCs w:val="22"/>
-              </w:rPr>
-            </w:pPr>
-            <w:r>
-              <w:rPr>
-                <w:rFonts w:ascii="Times New Roman" w:hAnsi="Times New Roman"/>
-                <w:sz w:val="22"/>
-              </w:rPr>
+              <w:spacing w:after="0" w:line="240" w:lineRule="auto"/>
+              <w:rPr>
+                <w:sz w:val="22"/>
+                <w:szCs w:val="22"/>
+              </w:rPr>
+            </w:pPr>
+            <w:r>
+              <w:rPr>
+                <w:rFonts w:ascii="Times New Roman" w:hAnsi="Times New Roman"/>
+                <w:sz w:val="22"/>
+              </w:rPr>
+              <w:t>KI-02; функциональная позиция</w:t>
             </w:r>
           </w:p>
         </w:tc>
@@ -3771,19 +4520,19 @@
           </w:tcPr>
           <w:p>
             <w:pPr>
-              <w:keepLines/>
-              <w:widowControl/>
-              <w:jc w:val="center"/>
-              <w:rPr>
-                <w:sz w:val="22"/>
-                <w:szCs w:val="22"/>
-              </w:rPr>
-            </w:pPr>
-            <w:r>
-              <w:rPr>
-                <w:rFonts w:ascii="Times New Roman" w:hAnsi="Times New Roman"/>
-                <w:sz w:val="22"/>
-              </w:rPr>
+              <w:spacing w:after="0" w:line="240" w:lineRule="auto"/>
+              <w:jc w:val="center"/>
+              <w:rPr>
+                <w:sz w:val="22"/>
+                <w:szCs w:val="22"/>
+              </w:rPr>
+            </w:pPr>
+            <w:r>
+              <w:rPr>
+                <w:rFonts w:ascii="Times New Roman" w:hAnsi="Times New Roman"/>
+                <w:sz w:val="22"/>
+              </w:rPr>
+              <w:t>KI-02.11</w:t>
             </w:r>
           </w:p>
         </w:tc>
@@ -3793,19 +4542,18 @@
           </w:tcPr>
           <w:p>
             <w:pPr>
-              <w:keepLines/>
-              <w:widowControl/>
-              <w:rPr>
-                <w:sz w:val="22"/>
-                <w:szCs w:val="22"/>
-              </w:rPr>
-            </w:pPr>
-            <w:r>
-              <w:rPr>
-                <w:rFonts w:ascii="Times New Roman" w:hAnsi="Times New Roman"/>
-                <w:sz w:val="22"/>
-              </w:rPr>
-              <w:t>Договор купли-продажи № 12/08 от 25.08.2026; акт приема-передачи от 28.08.2026 (указан в договоре)</w:t>
+              <w:spacing w:after="0" w:line="240" w:lineRule="auto"/>
+              <w:rPr>
+                <w:sz w:val="22"/>
+                <w:szCs w:val="22"/>
+              </w:rPr>
+            </w:pPr>
+            <w:r>
+              <w:rPr>
+                <w:rFonts w:ascii="Times New Roman" w:hAnsi="Times New Roman"/>
+                <w:sz w:val="22"/>
+              </w:rPr>
+              <w:t>Договор № 12/08 от 25.08.2026; спецификация МТБ-01; акт АП-01 от 28.08.2026</w:t>
             </w:r>
           </w:p>
         </w:tc>
@@ -3815,19 +4563,18 @@
           </w:tcPr>
           <w:p>
             <w:pPr>
-              <w:keepLines/>
-              <w:widowControl/>
-              <w:rPr>
-                <w:sz w:val="22"/>
-                <w:szCs w:val="22"/>
-              </w:rPr>
-            </w:pPr>
-            <w:r>
-              <w:rPr>
-                <w:rFonts w:ascii="Times New Roman" w:hAnsi="Times New Roman"/>
-                <w:sz w:val="22"/>
-              </w:rPr>
-              <w:t>СФ/114-4501 от 10.09.2025</w:t>
+              <w:spacing w:after="0" w:line="240" w:lineRule="auto"/>
+              <w:rPr>
+                <w:sz w:val="22"/>
+                <w:szCs w:val="22"/>
+              </w:rPr>
+            </w:pPr>
+            <w:r>
+              <w:rPr>
+                <w:rFonts w:ascii="Times New Roman" w:hAnsi="Times New Roman"/>
+                <w:sz w:val="22"/>
+              </w:rPr>
+              <w:t>По сертификату выбранного изделия; внешний номер не присваивался</w:t>
             </w:r>
           </w:p>
         </w:tc>
@@ -3842,6 +4589,7 @@
         <w:trPr>
           <w:cantSplit/>
           <w:trHeight w:val="482"/>
+          <w:cantSplit/>
         </w:trPr>
         <w:tc>
           <w:tcPr>
@@ -3849,8 +4597,7 @@
           </w:tcPr>
           <w:p>
             <w:pPr>
-              <w:keepLines/>
-              <w:widowControl/>
+              <w:spacing w:after="0" w:line="240" w:lineRule="auto"/>
               <w:jc w:val="center"/>
               <w:rPr>
                 <w:sz w:val="22"/>
@@ -3872,19 +4619,19 @@
           </w:tcPr>
           <w:p>
             <w:pPr>
-              <w:keepLines/>
-              <w:widowControl/>
-              <w:jc w:val="center"/>
-              <w:rPr>
-                <w:sz w:val="22"/>
-                <w:szCs w:val="22"/>
-              </w:rPr>
-            </w:pPr>
-            <w:r>
-              <w:rPr>
-                <w:rFonts w:ascii="Times New Roman" w:hAnsi="Times New Roman"/>
-                <w:sz w:val="22"/>
-              </w:rPr>
+              <w:spacing w:after="0" w:line="240" w:lineRule="auto"/>
+              <w:jc w:val="center"/>
+              <w:rPr>
+                <w:sz w:val="22"/>
+                <w:szCs w:val="22"/>
+              </w:rPr>
+            </w:pPr>
+            <w:r>
+              <w:rPr>
+                <w:rFonts w:ascii="Times New Roman" w:hAnsi="Times New Roman"/>
+                <w:sz w:val="22"/>
+              </w:rPr>
+              <w:t>12</w:t>
             </w:r>
           </w:p>
         </w:tc>
@@ -3894,19 +4641,18 @@
           </w:tcPr>
           <w:p>
             <w:pPr>
-              <w:keepLines/>
-              <w:widowControl/>
-              <w:rPr>
-                <w:sz w:val="22"/>
-                <w:szCs w:val="22"/>
-              </w:rPr>
-            </w:pPr>
-            <w:r>
-              <w:rPr>
-                <w:rFonts w:ascii="Times New Roman" w:hAnsi="Times New Roman"/>
-                <w:sz w:val="22"/>
-              </w:rPr>
-              <w:t>СКЗИ «VipNet Client»</w:t>
+              <w:spacing w:after="0" w:line="240" w:lineRule="auto"/>
+              <w:rPr>
+                <w:sz w:val="22"/>
+                <w:szCs w:val="22"/>
+              </w:rPr>
+            </w:pPr>
+            <w:r>
+              <w:rPr>
+                <w:rFonts w:ascii="Times New Roman" w:hAnsi="Times New Roman"/>
+                <w:sz w:val="22"/>
+              </w:rPr>
+              <w:t>Комплексы для тестирования на проникновение</w:t>
             </w:r>
           </w:p>
         </w:tc>
@@ -3915,20 +4661,12 @@
             <w:tcW w:w="1985" w:type="dxa"/>
           </w:tcPr>
           <w:p>
-            <w:pPr>
-              <w:keepLines/>
-              <w:widowControl/>
-              <w:rPr>
-                <w:sz w:val="22"/>
-                <w:szCs w:val="22"/>
-              </w:rPr>
-            </w:pPr>
-            <w:r>
-              <w:rPr>
-                <w:rFonts w:ascii="Times New Roman" w:hAnsi="Times New Roman"/>
-                <w:sz w:val="22"/>
-              </w:rPr>
-              <w:t>Криптографическая защита информации</w:t>
+            <w:r>
+              <w:rPr>
+                <w:rFonts w:ascii="Times New Roman" w:hAnsi="Times New Roman"/>
+                <w:sz w:val="22"/>
+              </w:rPr>
+              <w:t>Автоматизированное тестирование на проникновение; требования — МТБ-01</w:t>
             </w:r>
           </w:p>
         </w:tc>
@@ -3938,18 +4676,18 @@
           </w:tcPr>
           <w:p>
             <w:pPr>
-              <w:keepLines/>
-              <w:widowControl/>
-              <w:rPr>
-                <w:sz w:val="22"/>
-                <w:szCs w:val="22"/>
-              </w:rPr>
-            </w:pPr>
-            <w:r>
-              <w:rPr>
-                <w:rFonts w:ascii="Times New Roman" w:hAnsi="Times New Roman"/>
-                <w:sz w:val="22"/>
-              </w:rPr>
+              <w:spacing w:after="0" w:line="240" w:lineRule="auto"/>
+              <w:rPr>
+                <w:sz w:val="22"/>
+                <w:szCs w:val="22"/>
+              </w:rPr>
+            </w:pPr>
+            <w:r>
+              <w:rPr>
+                <w:rFonts w:ascii="Times New Roman" w:hAnsi="Times New Roman"/>
+                <w:sz w:val="22"/>
+              </w:rPr>
+              <w:t>KI-02; функциональная позиция</w:t>
             </w:r>
           </w:p>
         </w:tc>
@@ -3959,19 +4697,19 @@
           </w:tcPr>
           <w:p>
             <w:pPr>
-              <w:keepLines/>
-              <w:widowControl/>
-              <w:jc w:val="center"/>
-              <w:rPr>
-                <w:sz w:val="22"/>
-                <w:szCs w:val="22"/>
-              </w:rPr>
-            </w:pPr>
-            <w:r>
-              <w:rPr>
-                <w:rFonts w:ascii="Times New Roman" w:hAnsi="Times New Roman"/>
-                <w:sz w:val="22"/>
-              </w:rPr>
+              <w:spacing w:after="0" w:line="240" w:lineRule="auto"/>
+              <w:jc w:val="center"/>
+              <w:rPr>
+                <w:sz w:val="22"/>
+                <w:szCs w:val="22"/>
+              </w:rPr>
+            </w:pPr>
+            <w:r>
+              <w:rPr>
+                <w:rFonts w:ascii="Times New Roman" w:hAnsi="Times New Roman"/>
+                <w:sz w:val="22"/>
+              </w:rPr>
+              <w:t>KI-02.12</w:t>
             </w:r>
           </w:p>
         </w:tc>
@@ -3981,19 +4719,18 @@
           </w:tcPr>
           <w:p>
             <w:pPr>
-              <w:keepLines/>
-              <w:widowControl/>
-              <w:rPr>
-                <w:sz w:val="22"/>
-                <w:szCs w:val="22"/>
-              </w:rPr>
-            </w:pPr>
-            <w:r>
-              <w:rPr>
-                <w:rFonts w:ascii="Times New Roman" w:hAnsi="Times New Roman"/>
-                <w:sz w:val="22"/>
-              </w:rPr>
-              <w:t>Договор купли-продажи № 12/08 от 25.08.2026; акт приема-передачи от 28.08.2026 (указан в договоре)</w:t>
+              <w:spacing w:after="0" w:line="240" w:lineRule="auto"/>
+              <w:rPr>
+                <w:sz w:val="22"/>
+                <w:szCs w:val="22"/>
+              </w:rPr>
+            </w:pPr>
+            <w:r>
+              <w:rPr>
+                <w:rFonts w:ascii="Times New Roman" w:hAnsi="Times New Roman"/>
+                <w:sz w:val="22"/>
+              </w:rPr>
+              <w:t>Договор № 12/08 от 25.08.2026; спецификация МТБ-01; акт АП-01 от 28.08.2026</w:t>
             </w:r>
           </w:p>
         </w:tc>
@@ -4003,19 +4740,18 @@
           </w:tcPr>
           <w:p>
             <w:pPr>
-              <w:keepLines/>
-              <w:widowControl/>
-              <w:rPr>
-                <w:sz w:val="22"/>
-                <w:szCs w:val="22"/>
-              </w:rPr>
-            </w:pPr>
-            <w:r>
-              <w:rPr>
-                <w:rFonts w:ascii="Times New Roman" w:hAnsi="Times New Roman"/>
-                <w:sz w:val="22"/>
-              </w:rPr>
-              <w:t>СФ/124-4210 от 03.07.2025 (ФСБ России)</w:t>
+              <w:spacing w:after="0" w:line="240" w:lineRule="auto"/>
+              <w:rPr>
+                <w:sz w:val="22"/>
+                <w:szCs w:val="22"/>
+              </w:rPr>
+            </w:pPr>
+            <w:r>
+              <w:rPr>
+                <w:rFonts w:ascii="Times New Roman" w:hAnsi="Times New Roman"/>
+                <w:sz w:val="22"/>
+              </w:rPr>
+              <w:t>В этой строке номер сертификата не устанавливается</w:t>
             </w:r>
           </w:p>
         </w:tc>
@@ -4030,6 +4766,7 @@
         <w:trPr>
           <w:cantSplit/>
           <w:trHeight w:val="482"/>
+          <w:cantSplit/>
         </w:trPr>
         <w:tc>
           <w:tcPr>
@@ -4037,8 +4774,7 @@
           </w:tcPr>
           <w:p>
             <w:pPr>
-              <w:keepLines/>
-              <w:widowControl/>
+              <w:spacing w:after="0" w:line="240" w:lineRule="auto"/>
               <w:jc w:val="center"/>
               <w:rPr>
                 <w:sz w:val="22"/>
@@ -4060,19 +4796,19 @@
           </w:tcPr>
           <w:p>
             <w:pPr>
-              <w:keepLines/>
-              <w:widowControl/>
-              <w:jc w:val="center"/>
-              <w:rPr>
-                <w:sz w:val="22"/>
-                <w:szCs w:val="22"/>
-              </w:rPr>
-            </w:pPr>
-            <w:r>
-              <w:rPr>
-                <w:rFonts w:ascii="Times New Roman" w:hAnsi="Times New Roman"/>
-                <w:sz w:val="22"/>
-              </w:rPr>
+              <w:spacing w:after="0" w:line="240" w:lineRule="auto"/>
+              <w:jc w:val="center"/>
+              <w:rPr>
+                <w:sz w:val="22"/>
+                <w:szCs w:val="22"/>
+              </w:rPr>
+            </w:pPr>
+            <w:r>
+              <w:rPr>
+                <w:rFonts w:ascii="Times New Roman" w:hAnsi="Times New Roman"/>
+                <w:sz w:val="22"/>
+              </w:rPr>
+              <w:t>13</w:t>
             </w:r>
           </w:p>
         </w:tc>
@@ -4082,19 +4818,18 @@
           </w:tcPr>
           <w:p>
             <w:pPr>
-              <w:keepLines/>
-              <w:widowControl/>
-              <w:rPr>
-                <w:sz w:val="22"/>
-                <w:szCs w:val="22"/>
-              </w:rPr>
-            </w:pPr>
-            <w:r>
-              <w:rPr>
-                <w:rFonts w:ascii="Times New Roman" w:hAnsi="Times New Roman"/>
-                <w:sz w:val="22"/>
-              </w:rPr>
-              <w:t>Средство контроля съёмных носителей «Dallas Lock»</w:t>
+              <w:spacing w:after="0" w:line="240" w:lineRule="auto"/>
+              <w:rPr>
+                <w:sz w:val="22"/>
+                <w:szCs w:val="22"/>
+              </w:rPr>
+            </w:pPr>
+            <w:r>
+              <w:rPr>
+                <w:rFonts w:ascii="Times New Roman" w:hAnsi="Times New Roman"/>
+                <w:sz w:val="22"/>
+              </w:rPr>
+              <w:t>Анализатор (анализаторы) сетевых протоколов</w:t>
             </w:r>
           </w:p>
         </w:tc>
@@ -4103,20 +4838,12 @@
             <w:tcW w:w="1985" w:type="dxa"/>
           </w:tcPr>
           <w:p>
-            <w:pPr>
-              <w:keepLines/>
-              <w:widowControl/>
-              <w:rPr>
-                <w:sz w:val="22"/>
-                <w:szCs w:val="22"/>
-              </w:rPr>
-            </w:pPr>
-            <w:r>
-              <w:rPr>
-                <w:rFonts w:ascii="Times New Roman" w:hAnsi="Times New Roman"/>
-                <w:sz w:val="22"/>
-              </w:rPr>
-              <w:t>Контроль съёмных носителей</w:t>
+            <w:r>
+              <w:rPr>
+                <w:rFonts w:ascii="Times New Roman" w:hAnsi="Times New Roman"/>
+                <w:sz w:val="22"/>
+              </w:rPr>
+              <w:t>Перехват, фильтрация и анализ сетевых протоколов; требования — МТБ-01</w:t>
             </w:r>
           </w:p>
         </w:tc>
@@ -4126,18 +4853,18 @@
           </w:tcPr>
           <w:p>
             <w:pPr>
-              <w:keepLines/>
-              <w:widowControl/>
-              <w:rPr>
-                <w:sz w:val="22"/>
-                <w:szCs w:val="22"/>
-              </w:rPr>
-            </w:pPr>
-            <w:r>
-              <w:rPr>
-                <w:rFonts w:ascii="Times New Roman" w:hAnsi="Times New Roman"/>
-                <w:sz w:val="22"/>
-              </w:rPr>
+              <w:spacing w:after="0" w:line="240" w:lineRule="auto"/>
+              <w:rPr>
+                <w:sz w:val="22"/>
+                <w:szCs w:val="22"/>
+              </w:rPr>
+            </w:pPr>
+            <w:r>
+              <w:rPr>
+                <w:rFonts w:ascii="Times New Roman" w:hAnsi="Times New Roman"/>
+                <w:sz w:val="22"/>
+              </w:rPr>
+              <w:t>KI-02; функциональная позиция</w:t>
             </w:r>
           </w:p>
         </w:tc>
@@ -4147,19 +4874,19 @@
           </w:tcPr>
           <w:p>
             <w:pPr>
-              <w:keepLines/>
-              <w:widowControl/>
-              <w:jc w:val="center"/>
-              <w:rPr>
-                <w:sz w:val="22"/>
-                <w:szCs w:val="22"/>
-              </w:rPr>
-            </w:pPr>
-            <w:r>
-              <w:rPr>
-                <w:rFonts w:ascii="Times New Roman" w:hAnsi="Times New Roman"/>
-                <w:sz w:val="22"/>
-              </w:rPr>
+              <w:spacing w:after="0" w:line="240" w:lineRule="auto"/>
+              <w:jc w:val="center"/>
+              <w:rPr>
+                <w:sz w:val="22"/>
+                <w:szCs w:val="22"/>
+              </w:rPr>
+            </w:pPr>
+            <w:r>
+              <w:rPr>
+                <w:rFonts w:ascii="Times New Roman" w:hAnsi="Times New Roman"/>
+                <w:sz w:val="22"/>
+              </w:rPr>
+              <w:t>KI-02.13</w:t>
             </w:r>
           </w:p>
         </w:tc>
@@ -4169,18 +4896,18 @@
           </w:tcPr>
           <w:p>
             <w:pPr>
-              <w:keepLines/>
-              <w:widowControl/>
-              <w:rPr>
-                <w:sz w:val="22"/>
-                <w:szCs w:val="22"/>
-              </w:rPr>
-            </w:pPr>
-            <w:r>
-              <w:rPr>
-                <w:rFonts w:ascii="Times New Roman" w:hAnsi="Times New Roman"/>
-                <w:sz w:val="22"/>
-              </w:rPr>
+              <w:spacing w:after="0" w:line="240" w:lineRule="auto"/>
+              <w:rPr>
+                <w:sz w:val="22"/>
+                <w:szCs w:val="22"/>
+              </w:rPr>
+            </w:pPr>
+            <w:r>
+              <w:rPr>
+                <w:rFonts w:ascii="Times New Roman" w:hAnsi="Times New Roman"/>
+                <w:sz w:val="22"/>
+              </w:rPr>
+              <w:t>Договор № 12/08 от 25.08.2026; спецификация МТБ-01; акт АП-01 от 28.08.2026</w:t>
             </w:r>
           </w:p>
         </w:tc>
@@ -4190,19 +4917,18 @@
           </w:tcPr>
           <w:p>
             <w:pPr>
-              <w:keepLines/>
-              <w:widowControl/>
-              <w:rPr>
-                <w:sz w:val="22"/>
-                <w:szCs w:val="22"/>
-              </w:rPr>
-            </w:pPr>
-            <w:r>
-              <w:rPr>
-                <w:rFonts w:ascii="Times New Roman" w:hAnsi="Times New Roman"/>
-                <w:sz w:val="22"/>
-              </w:rPr>
-              <w:t>СФ/124-4333 от 15.11.2025</w:t>
+              <w:spacing w:after="0" w:line="240" w:lineRule="auto"/>
+              <w:rPr>
+                <w:sz w:val="22"/>
+                <w:szCs w:val="22"/>
+              </w:rPr>
+            </w:pPr>
+            <w:r>
+              <w:rPr>
+                <w:rFonts w:ascii="Times New Roman" w:hAnsi="Times New Roman"/>
+                <w:sz w:val="22"/>
+              </w:rPr>
+              <w:t>В этой строке номер сертификата не устанавливается</w:t>
             </w:r>
           </w:p>
         </w:tc>
@@ -4217,6 +4943,7 @@
         <w:trPr>
           <w:cantSplit/>
           <w:trHeight w:val="482"/>
+          <w:cantSplit/>
         </w:trPr>
         <w:tc>
           <w:tcPr>
@@ -4224,9 +4951,7 @@
           </w:tcPr>
           <w:p>
             <w:pPr>
-              <w:keepNext/>
-              <w:keepLines/>
-              <w:widowControl/>
+              <w:spacing w:after="0" w:line="240" w:lineRule="auto"/>
               <w:jc w:val="center"/>
               <w:rPr>
                 <w:sz w:val="22"/>
@@ -4248,20 +4973,19 @@
           </w:tcPr>
           <w:p>
             <w:pPr>
-              <w:keepNext/>
-              <w:keepLines/>
-              <w:widowControl/>
-              <w:jc w:val="center"/>
-              <w:rPr>
-                <w:sz w:val="22"/>
-                <w:szCs w:val="22"/>
-              </w:rPr>
-            </w:pPr>
-            <w:r>
-              <w:rPr>
-                <w:rFonts w:ascii="Times New Roman" w:hAnsi="Times New Roman"/>
-                <w:sz w:val="22"/>
-              </w:rPr>
+              <w:spacing w:after="0" w:line="240" w:lineRule="auto"/>
+              <w:jc w:val="center"/>
+              <w:rPr>
+                <w:sz w:val="22"/>
+                <w:szCs w:val="22"/>
+              </w:rPr>
+            </w:pPr>
+            <w:r>
+              <w:rPr>
+                <w:rFonts w:ascii="Times New Roman" w:hAnsi="Times New Roman"/>
+                <w:sz w:val="22"/>
+              </w:rPr>
+              <w:t>14</w:t>
             </w:r>
           </w:p>
         </w:tc>
@@ -4271,20 +4995,18 @@
           </w:tcPr>
           <w:p>
             <w:pPr>
-              <w:keepNext/>
-              <w:keepLines/>
-              <w:widowControl/>
-              <w:rPr>
-                <w:sz w:val="22"/>
-                <w:szCs w:val="22"/>
-              </w:rPr>
-            </w:pPr>
-            <w:r>
-              <w:rPr>
-                <w:rFonts w:ascii="Times New Roman" w:hAnsi="Times New Roman"/>
-                <w:sz w:val="22"/>
-              </w:rPr>
-              <w:t>Средство анализа исходных текстов ПО «Код-Скан»</w:t>
+              <w:spacing w:after="0" w:line="240" w:lineRule="auto"/>
+              <w:rPr>
+                <w:sz w:val="22"/>
+                <w:szCs w:val="22"/>
+              </w:rPr>
+            </w:pPr>
+            <w:r>
+              <w:rPr>
+                <w:rFonts w:ascii="Times New Roman" w:hAnsi="Times New Roman"/>
+                <w:sz w:val="22"/>
+              </w:rPr>
+              <w:t>Средства (системы) контроля (анализа) защищенности информационных систем (сканер безопасности)</w:t>
             </w:r>
           </w:p>
         </w:tc>
@@ -4293,21 +5015,12 @@
             <w:tcW w:w="1985" w:type="dxa"/>
           </w:tcPr>
           <w:p>
-            <w:pPr>
-              <w:keepNext/>
-              <w:keepLines/>
-              <w:widowControl/>
-              <w:rPr>
-                <w:sz w:val="22"/>
-                <w:szCs w:val="22"/>
-              </w:rPr>
-            </w:pPr>
-            <w:r>
-              <w:rPr>
-                <w:rFonts w:ascii="Times New Roman" w:hAnsi="Times New Roman"/>
-                <w:sz w:val="22"/>
-              </w:rPr>
-              <w:t>Контроль отсутствия недекларированных возможностей</w:t>
+            <w:r>
+              <w:rPr>
+                <w:rFonts w:ascii="Times New Roman" w:hAnsi="Times New Roman"/>
+                <w:sz w:val="22"/>
+              </w:rPr>
+              <w:t>Анализ защищённости; сведения БДУ; требования — МТБ-01</w:t>
             </w:r>
           </w:p>
         </w:tc>
@@ -4317,19 +5030,18 @@
           </w:tcPr>
           <w:p>
             <w:pPr>
-              <w:keepNext/>
-              <w:keepLines/>
-              <w:widowControl/>
-              <w:rPr>
-                <w:sz w:val="22"/>
-                <w:szCs w:val="22"/>
-              </w:rPr>
-            </w:pPr>
-            <w:r>
-              <w:rPr>
-                <w:rFonts w:ascii="Times New Roman" w:hAnsi="Times New Roman"/>
-                <w:sz w:val="22"/>
-              </w:rPr>
+              <w:spacing w:after="0" w:line="240" w:lineRule="auto"/>
+              <w:rPr>
+                <w:sz w:val="22"/>
+                <w:szCs w:val="22"/>
+              </w:rPr>
+            </w:pPr>
+            <w:r>
+              <w:rPr>
+                <w:rFonts w:ascii="Times New Roman" w:hAnsi="Times New Roman"/>
+                <w:sz w:val="22"/>
+              </w:rPr>
+              <w:t>KI-02; функциональная позиция</w:t>
             </w:r>
           </w:p>
         </w:tc>
@@ -4339,20 +5051,19 @@
           </w:tcPr>
           <w:p>
             <w:pPr>
-              <w:keepNext/>
-              <w:keepLines/>
-              <w:widowControl/>
-              <w:jc w:val="center"/>
-              <w:rPr>
-                <w:sz w:val="22"/>
-                <w:szCs w:val="22"/>
-              </w:rPr>
-            </w:pPr>
-            <w:r>
-              <w:rPr>
-                <w:rFonts w:ascii="Times New Roman" w:hAnsi="Times New Roman"/>
-                <w:sz w:val="22"/>
-              </w:rPr>
+              <w:spacing w:after="0" w:line="240" w:lineRule="auto"/>
+              <w:jc w:val="center"/>
+              <w:rPr>
+                <w:sz w:val="22"/>
+                <w:szCs w:val="22"/>
+              </w:rPr>
+            </w:pPr>
+            <w:r>
+              <w:rPr>
+                <w:rFonts w:ascii="Times New Roman" w:hAnsi="Times New Roman"/>
+                <w:sz w:val="22"/>
+              </w:rPr>
+              <w:t>KI-02.14</w:t>
             </w:r>
           </w:p>
         </w:tc>
@@ -4362,19 +5073,18 @@
           </w:tcPr>
           <w:p>
             <w:pPr>
-              <w:keepNext/>
-              <w:keepLines/>
-              <w:widowControl/>
-              <w:rPr>
-                <w:sz w:val="22"/>
-                <w:szCs w:val="22"/>
-              </w:rPr>
-            </w:pPr>
-            <w:r>
-              <w:rPr>
-                <w:rFonts w:ascii="Times New Roman" w:hAnsi="Times New Roman"/>
-                <w:sz w:val="22"/>
-              </w:rPr>
+              <w:spacing w:after="0" w:line="240" w:lineRule="auto"/>
+              <w:rPr>
+                <w:sz w:val="22"/>
+                <w:szCs w:val="22"/>
+              </w:rPr>
+            </w:pPr>
+            <w:r>
+              <w:rPr>
+                <w:rFonts w:ascii="Times New Roman" w:hAnsi="Times New Roman"/>
+                <w:sz w:val="22"/>
+              </w:rPr>
+              <w:t>Договор № 12/08 от 25.08.2026; спецификация МТБ-01; акт АП-01 от 28.08.2026</w:t>
             </w:r>
           </w:p>
         </w:tc>
@@ -4384,20 +5094,202 @@
           </w:tcPr>
           <w:p>
             <w:pPr>
-              <w:keepNext/>
-              <w:keepLines/>
-              <w:widowControl/>
-              <w:rPr>
-                <w:sz w:val="22"/>
-                <w:szCs w:val="22"/>
-              </w:rPr>
-            </w:pPr>
-            <w:r>
-              <w:rPr>
-                <w:rFonts w:ascii="Times New Roman" w:hAnsi="Times New Roman"/>
-                <w:sz w:val="22"/>
-              </w:rPr>
-              <w:t>Сертификат ФСТЭК № СФ/124-4402 от 01.03.2026; срок действия по 01.03.2029 (документ № 37)</w:t>
+              <w:spacing w:after="0" w:line="240" w:lineRule="auto"/>
+              <w:rPr>
+                <w:sz w:val="22"/>
+                <w:szCs w:val="22"/>
+              </w:rPr>
+            </w:pPr>
+            <w:r>
+              <w:rPr>
+                <w:rFonts w:ascii="Times New Roman" w:hAnsi="Times New Roman"/>
+                <w:sz w:val="22"/>
+              </w:rPr>
+              <w:t>По сертификату выбранного изделия; внешний номер не присваивался</w:t>
+            </w:r>
+          </w:p>
+        </w:tc>
+      </w:tr>
+      <w:tr>
+        <w:tblPrEx>
+          <w:tblCellMar>
+            <w:top w:w="0" w:type="dxa"/>
+            <w:bottom w:w="0" w:type="dxa"/>
+          </w:tblCellMar>
+        </w:tblPrEx>
+        <w:trPr>
+          <w:cantSplit/>
+          <w:trHeight w:val="482"/>
+          <w:cantSplit/>
+        </w:trPr>
+        <w:tc>
+          <w:tcPr>
+            <w:tcW w:w="567" w:type="dxa"/>
+          </w:tcPr>
+          <w:p>
+            <w:pPr>
+              <w:spacing w:after="0" w:line="240" w:lineRule="auto"/>
+              <w:jc w:val="center"/>
+              <w:rPr>
+                <w:sz w:val="22"/>
+                <w:szCs w:val="22"/>
+              </w:rPr>
+            </w:pPr>
+            <w:r>
+              <w:rPr>
+                <w:rFonts w:ascii="Times New Roman" w:hAnsi="Times New Roman"/>
+                <w:sz w:val="22"/>
+              </w:rPr>
+              <w:t>7</w:t>
+            </w:r>
+          </w:p>
+        </w:tc>
+        <w:tc>
+          <w:tcPr>
+            <w:tcW w:w="1588" w:type="dxa"/>
+          </w:tcPr>
+          <w:p>
+            <w:pPr>
+              <w:spacing w:after="0" w:line="240" w:lineRule="auto"/>
+              <w:jc w:val="center"/>
+              <w:rPr>
+                <w:sz w:val="22"/>
+                <w:szCs w:val="22"/>
+              </w:rPr>
+            </w:pPr>
+            <w:r>
+              <w:rPr>
+                <w:rFonts w:ascii="Times New Roman" w:hAnsi="Times New Roman"/>
+                <w:sz w:val="22"/>
+              </w:rPr>
+              <w:t>П. 5 «в» Положения № 79</w:t>
+            </w:r>
+          </w:p>
+        </w:tc>
+        <w:tc>
+          <w:tcPr>
+            <w:tcW w:w="1985" w:type="dxa"/>
+          </w:tcPr>
+          <w:p>
+            <w:pPr>
+              <w:spacing w:after="0" w:line="240" w:lineRule="auto"/>
+              <w:rPr>
+                <w:sz w:val="22"/>
+                <w:szCs w:val="22"/>
+              </w:rPr>
+            </w:pPr>
+            <w:r>
+              <w:rPr>
+                <w:rFonts w:ascii="Times New Roman" w:hAnsi="Times New Roman"/>
+                <w:sz w:val="22"/>
+              </w:rPr>
+              <w:t>Анализ исходных текстов</w:t>
+            </w:r>
+          </w:p>
+        </w:tc>
+        <w:tc>
+          <w:tcPr>
+            <w:tcW w:w="1985" w:type="dxa"/>
+          </w:tcPr>
+          <w:p>
+            <w:pPr>
+              <w:spacing w:after="0" w:line="240" w:lineRule="auto"/>
+              <w:rPr>
+                <w:sz w:val="22"/>
+                <w:szCs w:val="22"/>
+              </w:rPr>
+            </w:pPr>
+            <w:r>
+              <w:rPr>
+                <w:rFonts w:ascii="Times New Roman" w:hAnsi="Times New Roman"/>
+                <w:sz w:val="22"/>
+              </w:rPr>
+              <w:t>Контроль исходного кода в составе KI-02</w:t>
+            </w:r>
+          </w:p>
+        </w:tc>
+        <w:tc>
+          <w:tcPr>
+            <w:tcW w:w="1814" w:type="dxa"/>
+          </w:tcPr>
+          <w:p>
+            <w:pPr>
+              <w:spacing w:after="0" w:line="240" w:lineRule="auto"/>
+              <w:rPr>
+                <w:sz w:val="22"/>
+                <w:szCs w:val="22"/>
+              </w:rPr>
+            </w:pPr>
+            <w:r>
+              <w:rPr>
+                <w:rFonts w:ascii="Times New Roman" w:hAnsi="Times New Roman"/>
+                <w:sz w:val="22"/>
+              </w:rPr>
+              <w:t>Функция программного комплекта</w:t>
+            </w:r>
+          </w:p>
+        </w:tc>
+        <w:tc>
+          <w:tcPr>
+            <w:tcW w:w="1588" w:type="dxa"/>
+          </w:tcPr>
+          <w:p>
+            <w:pPr>
+              <w:spacing w:after="0" w:line="240" w:lineRule="auto"/>
+              <w:jc w:val="center"/>
+              <w:rPr>
+                <w:sz w:val="22"/>
+                <w:szCs w:val="22"/>
+              </w:rPr>
+            </w:pPr>
+            <w:r>
+              <w:rPr>
+                <w:rFonts w:ascii="Times New Roman" w:hAnsi="Times New Roman"/>
+                <w:sz w:val="22"/>
+              </w:rPr>
+              <w:t>KI-02.SRC</w:t>
+            </w:r>
+          </w:p>
+        </w:tc>
+        <w:tc>
+          <w:tcPr>
+            <w:tcW w:w="2381" w:type="dxa"/>
+          </w:tcPr>
+          <w:p>
+            <w:pPr>
+              <w:spacing w:after="0" w:line="240" w:lineRule="auto"/>
+              <w:rPr>
+                <w:sz w:val="22"/>
+                <w:szCs w:val="22"/>
+              </w:rPr>
+            </w:pPr>
+            <w:r>
+              <w:rPr>
+                <w:rFonts w:ascii="Times New Roman" w:hAnsi="Times New Roman"/>
+                <w:sz w:val="22"/>
+              </w:rPr>
+              <w:t>Договор № 12/08 от 25.08.2026; спецификация МТБ-01; акт АП-01 от 28.08.2026</w:t>
+            </w:r>
+          </w:p>
+        </w:tc>
+        <w:tc>
+          <w:tcPr>
+            <w:tcW w:w="3289" w:type="dxa"/>
+          </w:tcPr>
+          <w:p>
+            <w:pPr>
+              <w:spacing w:after="0" w:line="240" w:lineRule="auto"/>
+              <w:rPr>
+                <w:sz w:val="22"/>
+                <w:szCs w:val="22"/>
+              </w:rPr>
+            </w:pPr>
+            <w:r>
+              <w:rPr>
+                <w:rFonts w:ascii="Times New Roman" w:hAnsi="Times New Roman"/>
+                <w:sz w:val="22"/>
+              </w:rPr>
+              <w:t>По документации выбранного изделия</w:t>
             </w:r>
           </w:p>
         </w:tc>
@@ -4405,7 +5297,6 @@
     </w:tbl>
     <w:p>
       <w:pPr>
-        <w:keepNext/>
         <w:spacing w:after="240"/>
         <w:rPr>
           <w:sz w:val="22"/>
@@ -4450,9 +5341,7 @@
           </w:tcPr>
           <w:p>
             <w:pPr>
-              <w:keepNext/>
-              <w:keepLines/>
-              <w:widowControl/>
+              <w:spacing w:after="0" w:line="240" w:lineRule="auto"/>
               <w:jc w:val="center"/>
               <w:rPr>
                 <w:sz w:val="24"/>
@@ -4481,8 +5370,6 @@
           </w:tcPr>
           <w:p>
             <w:pPr>
-              <w:keepNext/>
-              <w:keepLines/>
               <w:jc w:val="center"/>
               <w:rPr>
                 <w:sz w:val="24"/>
@@ -4504,8 +5391,6 @@
           </w:tcPr>
           <w:p>
             <w:pPr>
-              <w:keepNext/>
-              <w:keepLines/>
               <w:jc w:val="center"/>
               <w:rPr>
                 <w:sz w:val="24"/>
@@ -4527,8 +5412,6 @@
           </w:tcPr>
           <w:p>
             <w:pPr>
-              <w:keepNext/>
-              <w:keepLines/>
               <w:jc w:val="center"/>
               <w:rPr>
                 <w:sz w:val="24"/>
@@ -4550,9 +5433,7 @@
           </w:tcPr>
           <w:p>
             <w:pPr>
-              <w:keepNext/>
-              <w:keepLines/>
-              <w:widowControl/>
+              <w:spacing w:after="0" w:line="240" w:lineRule="auto"/>
               <w:jc w:val="center"/>
               <w:rPr>
                 <w:sz w:val="24"/>
@@ -4587,10 +5468,6 @@
             </w:tcBorders>
           </w:tcPr>
           <w:p>
-            <w:pPr>
-              <w:keepNext/>
-              <w:keepLines/>
-            </w:pPr>
             <w:r>
               <w:t xml:space="preserve">(руководитель постоянно действующего исполнительного органа юридического лица </w:t>
             </w:r>
@@ -4612,8 +5489,6 @@
           </w:tcPr>
           <w:p>
             <w:pPr>
-              <w:keepNext/>
-              <w:keepLines/>
               <w:jc w:val="center"/>
             </w:pPr>
           </w:p>
@@ -4630,8 +5505,6 @@
           </w:tcPr>
           <w:p>
             <w:pPr>
-              <w:keepNext/>
-              <w:keepLines/>
               <w:jc w:val="center"/>
             </w:pPr>
             <w:r>
@@ -4651,8 +5524,6 @@
           </w:tcPr>
           <w:p>
             <w:pPr>
-              <w:keepNext/>
-              <w:keepLines/>
               <w:jc w:val="center"/>
             </w:pPr>
           </w:p>
@@ -4669,8 +5540,6 @@
           </w:tcPr>
           <w:p>
             <w:pPr>
-              <w:keepNext/>
-              <w:keepLines/>
               <w:jc w:val="center"/>
             </w:pPr>
             <w:r>
@@ -4682,8 +5551,6 @@
     </w:tbl>
     <w:p>
       <w:pPr>
-        <w:keepNext w:val="0"/>
-        <w:keepLines/>
         <w:ind w:right="13234"/>
         <w:jc w:val="center"/>
       </w:pPr>
